--- a/bahasa.docx
+++ b/bahasa.docx
@@ -1,6 +1,6 @@
 
 <file path=word/document.xml><?xml version="1.0" encoding="utf-8"?>
-<w:document xmlns:wpc="http://schemas.microsoft.com/office/word/2010/wordprocessingCanvas" xmlns:cx="http://schemas.microsoft.com/office/drawing/2014/chartex" xmlns:cx1="http://schemas.microsoft.com/office/drawing/2015/9/8/chartex" xmlns:cx2="http://schemas.microsoft.com/office/drawing/2015/10/21/chartex" xmlns:cx3="http://schemas.microsoft.com/office/drawing/2016/5/9/chartex" xmlns:cx4="http://schemas.microsoft.com/office/drawing/2016/5/10/chartex" xmlns:cx5="http://schemas.microsoft.com/office/drawing/2016/5/11/chartex" xmlns:cx6="http://schemas.microsoft.com/office/drawing/2016/5/12/chartex" xmlns:cx7="http://schemas.microsoft.com/office/drawing/2016/5/13/chartex" xmlns:cx8="http://schemas.microsoft.com/office/drawing/2016/5/14/chartex" xmlns:mc="http://schemas.openxmlformats.org/markup-compatibility/2006" xmlns:aink="http://schemas.microsoft.com/office/drawing/2016/ink" xmlns:am3d="http://schemas.microsoft.com/office/drawing/2017/model3d" xmlns:o="urn:schemas-microsoft-com:office:office" xmlns:r="http://schemas.openxmlformats.org/officeDocument/2006/relationships" xmlns:m="http://schemas.openxmlformats.org/officeDocument/2006/math" xmlns:v="urn:schemas-microsoft-com:vml" xmlns:wp14="http://schemas.microsoft.com/office/word/2010/wordprocessingDrawing" xmlns:wp="http://schemas.openxmlformats.org/drawingml/2006/wordprocessingDrawing" xmlns:w10="urn:schemas-microsoft-com:office:word" xmlns:w="http://schemas.openxmlformats.org/wordprocessingml/2006/main" xmlns:w14="http://schemas.microsoft.com/office/word/2010/wordml" xmlns:w15="http://schemas.microsoft.com/office/word/2012/wordml" xmlns:w16cid="http://schemas.microsoft.com/office/word/2016/wordml/cid" xmlns:w16se="http://schemas.microsoft.com/office/word/2015/wordml/symex" xmlns:wpg="http://schemas.microsoft.com/office/word/2010/wordprocessingGroup" xmlns:wpi="http://schemas.microsoft.com/office/word/2010/wordprocessingInk" xmlns:wne="http://schemas.microsoft.com/office/word/2006/wordml" xmlns:wps="http://schemas.microsoft.com/office/word/2010/wordprocessingShape" mc:Ignorable="w14 w15 w16se w16cid wp14">
+<w:document xmlns:wpc="http://schemas.microsoft.com/office/word/2010/wordprocessingCanvas" xmlns:cx="http://schemas.microsoft.com/office/drawing/2014/chartex" xmlns:cx1="http://schemas.microsoft.com/office/drawing/2015/9/8/chartex" xmlns:cx2="http://schemas.microsoft.com/office/drawing/2015/10/21/chartex" xmlns:cx3="http://schemas.microsoft.com/office/drawing/2016/5/9/chartex" xmlns:cx4="http://schemas.microsoft.com/office/drawing/2016/5/10/chartex" xmlns:cx5="http://schemas.microsoft.com/office/drawing/2016/5/11/chartex" xmlns:cx6="http://schemas.microsoft.com/office/drawing/2016/5/12/chartex" xmlns:cx7="http://schemas.microsoft.com/office/drawing/2016/5/13/chartex" xmlns:cx8="http://schemas.microsoft.com/office/drawing/2016/5/14/chartex" xmlns:mc="http://schemas.openxmlformats.org/markup-compatibility/2006" xmlns:aink="http://schemas.microsoft.com/office/drawing/2016/ink" xmlns:am3d="http://schemas.microsoft.com/office/drawing/2017/model3d" xmlns:o="urn:schemas-microsoft-com:office:office" xmlns:oel="http://schemas.microsoft.com/office/2019/extlst" xmlns:r="http://schemas.openxmlformats.org/officeDocument/2006/relationships" xmlns:m="http://schemas.openxmlformats.org/officeDocument/2006/math" xmlns:v="urn:schemas-microsoft-com:vml" xmlns:wp14="http://schemas.microsoft.com/office/word/2010/wordprocessingDrawing" xmlns:wp="http://schemas.openxmlformats.org/drawingml/2006/wordprocessingDrawing" xmlns:w10="urn:schemas-microsoft-com:office:word" xmlns:w="http://schemas.openxmlformats.org/wordprocessingml/2006/main" xmlns:w14="http://schemas.microsoft.com/office/word/2010/wordml" xmlns:w15="http://schemas.microsoft.com/office/word/2012/wordml" xmlns:w16cex="http://schemas.microsoft.com/office/word/2018/wordml/cex" xmlns:w16cid="http://schemas.microsoft.com/office/word/2016/wordml/cid" xmlns:w16="http://schemas.microsoft.com/office/word/2018/wordml" xmlns:w16du="http://schemas.microsoft.com/office/word/2023/wordml/word16du" xmlns:w16sdtdh="http://schemas.microsoft.com/office/word/2020/wordml/sdtdatahash" xmlns:w16sdtfl="http://schemas.microsoft.com/office/word/2024/wordml/sdtformatlock" xmlns:w16se="http://schemas.microsoft.com/office/word/2015/wordml/symex" xmlns:wpg="http://schemas.microsoft.com/office/word/2010/wordprocessingGroup" xmlns:wpi="http://schemas.microsoft.com/office/word/2010/wordprocessingInk" xmlns:wne="http://schemas.microsoft.com/office/word/2006/wordml" xmlns:wps="http://schemas.microsoft.com/office/word/2010/wordprocessingShape" mc:Ignorable="w14 w15 w16se w16cid w16 w16cex w16sdtdh w16sdtfl w16du wp14">
   <w:body>
     <w:p>
       <w:pPr>
@@ -147,7 +147,7 @@
         <w:tblLook w:val="04A0" w:firstRow="1" w:lastRow="0" w:firstColumn="1" w:lastColumn="0" w:noHBand="0" w:noVBand="1"/>
       </w:tblPr>
       <w:tblGrid>
-        <w:gridCol w:w="4817"/>
+        <w:gridCol w:w="4656"/>
         <w:gridCol w:w="1193"/>
         <w:gridCol w:w="1708"/>
       </w:tblGrid>
@@ -251,72 +251,6 @@
                 <w:rFonts w:asciiTheme="majorHAnsi" w:hAnsiTheme="majorHAnsi" w:cstheme="majorHAnsi"/>
               </w:rPr>
               <w:t>Memastikan semua tugas dilaksanakan santri</w:t>
-            </w:r>
-          </w:p>
-          <w:p>
-            <w:pPr>
-              <w:pStyle w:val="ListParagraph"/>
-              <w:numPr>
-                <w:ilvl w:val="0"/>
-                <w:numId w:val="12"/>
-              </w:numPr>
-              <w:ind w:left="341"/>
-              <w:jc w:val="both"/>
-              <w:rPr>
-                <w:rFonts w:asciiTheme="majorHAnsi" w:hAnsiTheme="majorHAnsi" w:cstheme="majorHAnsi"/>
-              </w:rPr>
-            </w:pPr>
-            <w:r>
-              <w:rPr>
-                <w:rFonts w:asciiTheme="majorHAnsi" w:hAnsiTheme="majorHAnsi" w:cstheme="majorHAnsi"/>
-              </w:rPr>
-              <w:t>Backup data setiap hari Ahad</w:t>
-            </w:r>
-          </w:p>
-          <w:p>
-            <w:pPr>
-              <w:pStyle w:val="ListParagraph"/>
-              <w:numPr>
-                <w:ilvl w:val="0"/>
-                <w:numId w:val="12"/>
-              </w:numPr>
-              <w:ind w:left="341"/>
-              <w:jc w:val="both"/>
-              <w:rPr>
-                <w:rFonts w:asciiTheme="majorHAnsi" w:hAnsiTheme="majorHAnsi" w:cstheme="majorHAnsi"/>
-              </w:rPr>
-            </w:pPr>
-            <w:r>
-              <w:rPr>
-                <w:rFonts w:asciiTheme="majorHAnsi" w:hAnsiTheme="majorHAnsi" w:cstheme="majorHAnsi"/>
-              </w:rPr>
-              <w:t xml:space="preserve">Rekap data pelanggar setiap </w:t>
-            </w:r>
-            <w:r>
-              <w:rPr>
-                <w:rFonts w:asciiTheme="majorHAnsi" w:hAnsiTheme="majorHAnsi" w:cstheme="majorHAnsi"/>
-              </w:rPr>
-              <w:t>……..</w:t>
-            </w:r>
-          </w:p>
-          <w:p>
-            <w:pPr>
-              <w:pStyle w:val="ListParagraph"/>
-              <w:numPr>
-                <w:ilvl w:val="0"/>
-                <w:numId w:val="12"/>
-              </w:numPr>
-              <w:ind w:left="341"/>
-              <w:jc w:val="both"/>
-              <w:rPr>
-                <w:rFonts w:asciiTheme="majorHAnsi" w:hAnsiTheme="majorHAnsi" w:cstheme="majorHAnsi"/>
-              </w:rPr>
-            </w:pPr>
-            <w:r>
-              <w:rPr>
-                <w:rFonts w:asciiTheme="majorHAnsi" w:hAnsiTheme="majorHAnsi" w:cstheme="majorHAnsi"/>
-              </w:rPr>
-              <w:t>Di akhir bulan, kasih tugas ke pelanggar bahasa</w:t>
             </w:r>
           </w:p>
         </w:tc>
@@ -397,8 +331,8 @@
       </w:tblPr>
       <w:tblGrid>
         <w:gridCol w:w="4429"/>
-        <w:gridCol w:w="1756"/>
-        <w:gridCol w:w="1567"/>
+        <w:gridCol w:w="1653"/>
+        <w:gridCol w:w="1728"/>
       </w:tblGrid>
       <w:tr>
         <w:trPr>
@@ -576,80 +510,116 @@
                 <w:b/>
                 <w:bCs/>
               </w:rPr>
-              <w:t>Pengawas: Akmal</w:t>
-            </w:r>
-          </w:p>
-          <w:p>
-            <w:pPr>
-              <w:jc w:val="center"/>
-              <w:rPr>
-                <w:rFonts w:asciiTheme="majorHAnsi" w:hAnsiTheme="majorHAnsi" w:cstheme="majorHAnsi"/>
-              </w:rPr>
-            </w:pPr>
-            <w:r>
-              <w:rPr>
-                <w:rFonts w:asciiTheme="majorHAnsi" w:hAnsiTheme="majorHAnsi" w:cstheme="majorHAnsi"/>
-              </w:rPr>
-              <w:t>Senin: Faisal</w:t>
-            </w:r>
-          </w:p>
-          <w:p>
-            <w:pPr>
-              <w:jc w:val="center"/>
-              <w:rPr>
-                <w:rFonts w:asciiTheme="majorHAnsi" w:hAnsiTheme="majorHAnsi" w:cstheme="majorHAnsi"/>
-              </w:rPr>
-            </w:pPr>
-            <w:r>
-              <w:rPr>
-                <w:rFonts w:asciiTheme="majorHAnsi" w:hAnsiTheme="majorHAnsi" w:cstheme="majorHAnsi"/>
-              </w:rPr>
-              <w:t>Selasa: Idris</w:t>
-            </w:r>
-          </w:p>
-          <w:p>
-            <w:pPr>
-              <w:jc w:val="center"/>
-              <w:rPr>
-                <w:rFonts w:asciiTheme="majorHAnsi" w:hAnsiTheme="majorHAnsi" w:cstheme="majorHAnsi"/>
-              </w:rPr>
-            </w:pPr>
-            <w:r>
-              <w:rPr>
-                <w:rFonts w:asciiTheme="majorHAnsi" w:hAnsiTheme="majorHAnsi" w:cstheme="majorHAnsi"/>
-              </w:rPr>
-              <w:t>Rabu: Raffa</w:t>
-            </w:r>
-          </w:p>
-          <w:p>
-            <w:pPr>
-              <w:jc w:val="center"/>
-              <w:rPr>
-                <w:rFonts w:asciiTheme="majorHAnsi" w:hAnsiTheme="majorHAnsi" w:cstheme="majorHAnsi"/>
-              </w:rPr>
-            </w:pPr>
-            <w:r>
-              <w:rPr>
-                <w:rFonts w:asciiTheme="majorHAnsi" w:hAnsiTheme="majorHAnsi" w:cstheme="majorHAnsi"/>
-              </w:rPr>
-              <w:t>Kamis: Pahreji</w:t>
-            </w:r>
-          </w:p>
-          <w:p>
-            <w:pPr>
-              <w:jc w:val="center"/>
-              <w:rPr>
-                <w:rFonts w:asciiTheme="majorHAnsi" w:hAnsiTheme="majorHAnsi" w:cstheme="majorHAnsi"/>
-              </w:rPr>
-            </w:pPr>
-            <w:r>
-              <w:rPr>
-                <w:rFonts w:asciiTheme="majorHAnsi" w:hAnsiTheme="majorHAnsi" w:cstheme="majorHAnsi"/>
-              </w:rPr>
-              <w:t>Jumat: Fakhri</w:t>
-            </w:r>
-            <w:bookmarkStart w:id="0" w:name="_GoBack"/>
-            <w:bookmarkEnd w:id="0"/>
+              <w:t xml:space="preserve">Pengawas: </w:t>
+            </w:r>
+            <w:r>
+              <w:rPr>
+                <w:rFonts w:asciiTheme="majorHAnsi" w:hAnsiTheme="majorHAnsi" w:cstheme="majorHAnsi"/>
+                <w:b/>
+                <w:bCs/>
+              </w:rPr>
+              <w:t>Baim</w:t>
+            </w:r>
+          </w:p>
+          <w:p>
+            <w:pPr>
+              <w:jc w:val="center"/>
+              <w:rPr>
+                <w:rFonts w:asciiTheme="majorHAnsi" w:hAnsiTheme="majorHAnsi" w:cstheme="majorHAnsi"/>
+              </w:rPr>
+            </w:pPr>
+            <w:r>
+              <w:rPr>
+                <w:rFonts w:asciiTheme="majorHAnsi" w:hAnsiTheme="majorHAnsi" w:cstheme="majorHAnsi"/>
+              </w:rPr>
+              <w:t xml:space="preserve">Senin: </w:t>
+            </w:r>
+            <w:r>
+              <w:rPr>
+                <w:rFonts w:asciiTheme="majorHAnsi" w:hAnsiTheme="majorHAnsi" w:cstheme="majorHAnsi"/>
+              </w:rPr>
+              <w:t>Nadil</w:t>
+            </w:r>
+          </w:p>
+          <w:p>
+            <w:pPr>
+              <w:jc w:val="center"/>
+              <w:rPr>
+                <w:rFonts w:asciiTheme="majorHAnsi" w:hAnsiTheme="majorHAnsi" w:cstheme="majorHAnsi"/>
+              </w:rPr>
+            </w:pPr>
+            <w:r>
+              <w:rPr>
+                <w:rFonts w:asciiTheme="majorHAnsi" w:hAnsiTheme="majorHAnsi" w:cstheme="majorHAnsi"/>
+              </w:rPr>
+              <w:t xml:space="preserve">Selasa: </w:t>
+            </w:r>
+            <w:r>
+              <w:rPr>
+                <w:rFonts w:asciiTheme="majorHAnsi" w:hAnsiTheme="majorHAnsi" w:cstheme="majorHAnsi"/>
+              </w:rPr>
+              <w:t>Mirza</w:t>
+            </w:r>
+          </w:p>
+          <w:p>
+            <w:pPr>
+              <w:jc w:val="center"/>
+              <w:rPr>
+                <w:rFonts w:asciiTheme="majorHAnsi" w:hAnsiTheme="majorHAnsi" w:cstheme="majorHAnsi"/>
+              </w:rPr>
+            </w:pPr>
+            <w:r>
+              <w:rPr>
+                <w:rFonts w:asciiTheme="majorHAnsi" w:hAnsiTheme="majorHAnsi" w:cstheme="majorHAnsi"/>
+              </w:rPr>
+              <w:t xml:space="preserve">Rabu: </w:t>
+            </w:r>
+            <w:r>
+              <w:rPr>
+                <w:rFonts w:asciiTheme="majorHAnsi" w:hAnsiTheme="majorHAnsi" w:cstheme="majorHAnsi"/>
+              </w:rPr>
+              <w:t>Nizam</w:t>
+            </w:r>
+          </w:p>
+          <w:p>
+            <w:pPr>
+              <w:jc w:val="center"/>
+              <w:rPr>
+                <w:rFonts w:asciiTheme="majorHAnsi" w:hAnsiTheme="majorHAnsi" w:cstheme="majorHAnsi"/>
+              </w:rPr>
+            </w:pPr>
+            <w:r>
+              <w:rPr>
+                <w:rFonts w:asciiTheme="majorHAnsi" w:hAnsiTheme="majorHAnsi" w:cstheme="majorHAnsi"/>
+              </w:rPr>
+              <w:t xml:space="preserve">Kamis: </w:t>
+            </w:r>
+            <w:r>
+              <w:rPr>
+                <w:rFonts w:asciiTheme="majorHAnsi" w:hAnsiTheme="majorHAnsi" w:cstheme="majorHAnsi"/>
+              </w:rPr>
+              <w:t>Hanif</w:t>
+            </w:r>
+          </w:p>
+          <w:p>
+            <w:pPr>
+              <w:jc w:val="center"/>
+              <w:rPr>
+                <w:rFonts w:asciiTheme="majorHAnsi" w:hAnsiTheme="majorHAnsi" w:cstheme="majorHAnsi"/>
+              </w:rPr>
+            </w:pPr>
+            <w:r>
+              <w:rPr>
+                <w:rFonts w:asciiTheme="majorHAnsi" w:hAnsiTheme="majorHAnsi" w:cstheme="majorHAnsi"/>
+              </w:rPr>
+              <w:t xml:space="preserve">Jumat: </w:t>
+            </w:r>
+            <w:r>
+              <w:rPr>
+                <w:rFonts w:asciiTheme="majorHAnsi" w:hAnsiTheme="majorHAnsi" w:cstheme="majorHAnsi"/>
+              </w:rPr>
+              <w:t>Daffa</w:t>
+            </w:r>
           </w:p>
         </w:tc>
         <w:tc>
@@ -665,6 +635,124 @@
                 <w:bCs/>
               </w:rPr>
             </w:pPr>
+            <w:r>
+              <w:rPr>
+                <w:rFonts w:asciiTheme="majorHAnsi" w:hAnsiTheme="majorHAnsi" w:cstheme="majorHAnsi"/>
+                <w:b/>
+                <w:bCs/>
+              </w:rPr>
+              <w:t xml:space="preserve">Pengawas: </w:t>
+            </w:r>
+            <w:r>
+              <w:rPr>
+                <w:rFonts w:asciiTheme="majorHAnsi" w:hAnsiTheme="majorHAnsi" w:cstheme="majorHAnsi"/>
+                <w:b/>
+                <w:bCs/>
+              </w:rPr>
+              <w:t>Sabila</w:t>
+            </w:r>
+          </w:p>
+          <w:p>
+            <w:pPr>
+              <w:jc w:val="center"/>
+              <w:rPr>
+                <w:rFonts w:asciiTheme="majorHAnsi" w:hAnsiTheme="majorHAnsi" w:cstheme="majorHAnsi"/>
+              </w:rPr>
+            </w:pPr>
+            <w:r>
+              <w:rPr>
+                <w:rFonts w:asciiTheme="majorHAnsi" w:hAnsiTheme="majorHAnsi" w:cstheme="majorHAnsi"/>
+              </w:rPr>
+              <w:t xml:space="preserve">Senin: </w:t>
+            </w:r>
+            <w:r>
+              <w:rPr>
+                <w:rFonts w:asciiTheme="majorHAnsi" w:hAnsiTheme="majorHAnsi" w:cstheme="majorHAnsi"/>
+              </w:rPr>
+              <w:t>Audrey</w:t>
+            </w:r>
+          </w:p>
+          <w:p>
+            <w:pPr>
+              <w:jc w:val="center"/>
+              <w:rPr>
+                <w:rFonts w:asciiTheme="majorHAnsi" w:hAnsiTheme="majorHAnsi" w:cstheme="majorHAnsi"/>
+              </w:rPr>
+            </w:pPr>
+            <w:r>
+              <w:rPr>
+                <w:rFonts w:asciiTheme="majorHAnsi" w:hAnsiTheme="majorHAnsi" w:cstheme="majorHAnsi"/>
+              </w:rPr>
+              <w:t xml:space="preserve">Selasa: </w:t>
+            </w:r>
+            <w:r>
+              <w:rPr>
+                <w:rFonts w:asciiTheme="majorHAnsi" w:hAnsiTheme="majorHAnsi" w:cstheme="majorHAnsi"/>
+              </w:rPr>
+              <w:t>Aiko</w:t>
+            </w:r>
+          </w:p>
+          <w:p>
+            <w:pPr>
+              <w:jc w:val="center"/>
+              <w:rPr>
+                <w:rFonts w:asciiTheme="majorHAnsi" w:hAnsiTheme="majorHAnsi" w:cstheme="majorHAnsi"/>
+              </w:rPr>
+            </w:pPr>
+            <w:r>
+              <w:rPr>
+                <w:rFonts w:asciiTheme="majorHAnsi" w:hAnsiTheme="majorHAnsi" w:cstheme="majorHAnsi"/>
+              </w:rPr>
+              <w:t xml:space="preserve">Rabu: </w:t>
+            </w:r>
+            <w:r>
+              <w:rPr>
+                <w:rFonts w:asciiTheme="majorHAnsi" w:hAnsiTheme="majorHAnsi" w:cstheme="majorHAnsi"/>
+              </w:rPr>
+              <w:t>Nisa</w:t>
+            </w:r>
+          </w:p>
+          <w:p>
+            <w:pPr>
+              <w:jc w:val="center"/>
+              <w:rPr>
+                <w:rFonts w:asciiTheme="majorHAnsi" w:hAnsiTheme="majorHAnsi" w:cstheme="majorHAnsi"/>
+              </w:rPr>
+            </w:pPr>
+            <w:r>
+              <w:rPr>
+                <w:rFonts w:asciiTheme="majorHAnsi" w:hAnsiTheme="majorHAnsi" w:cstheme="majorHAnsi"/>
+              </w:rPr>
+              <w:t xml:space="preserve">Kamis: </w:t>
+            </w:r>
+            <w:r>
+              <w:rPr>
+                <w:rFonts w:asciiTheme="majorHAnsi" w:hAnsiTheme="majorHAnsi" w:cstheme="majorHAnsi"/>
+              </w:rPr>
+              <w:t>Anis</w:t>
+            </w:r>
+          </w:p>
+          <w:p>
+            <w:pPr>
+              <w:jc w:val="center"/>
+              <w:rPr>
+                <w:rFonts w:asciiTheme="majorHAnsi" w:hAnsiTheme="majorHAnsi" w:cstheme="majorHAnsi"/>
+                <w:b/>
+                <w:bCs/>
+              </w:rPr>
+            </w:pPr>
+            <w:r>
+              <w:rPr>
+                <w:rFonts w:asciiTheme="majorHAnsi" w:hAnsiTheme="majorHAnsi" w:cstheme="majorHAnsi"/>
+              </w:rPr>
+              <w:t xml:space="preserve">Jumat: </w:t>
+            </w:r>
+            <w:r>
+              <w:rPr>
+                <w:rFonts w:asciiTheme="majorHAnsi" w:hAnsiTheme="majorHAnsi" w:cstheme="majorHAnsi"/>
+              </w:rPr>
+              <w:t>Syifa</w:t>
+            </w:r>
           </w:p>
         </w:tc>
       </w:tr>
@@ -706,8 +794,8 @@
       </w:tblPr>
       <w:tblGrid>
         <w:gridCol w:w="6168"/>
-        <w:gridCol w:w="1787"/>
-        <w:gridCol w:w="1567"/>
+        <w:gridCol w:w="1695"/>
+        <w:gridCol w:w="1624"/>
       </w:tblGrid>
       <w:tr>
         <w:trPr>
@@ -899,105 +987,147 @@
                 <w:b/>
                 <w:bCs/>
               </w:rPr>
-              <w:t>Syahid</w:t>
-            </w:r>
-          </w:p>
-          <w:p>
-            <w:pPr>
-              <w:jc w:val="center"/>
-              <w:rPr>
-                <w:rFonts w:asciiTheme="majorHAnsi" w:hAnsiTheme="majorHAnsi" w:cstheme="majorHAnsi"/>
-              </w:rPr>
-            </w:pPr>
-            <w:r>
-              <w:rPr>
-                <w:rFonts w:asciiTheme="majorHAnsi" w:hAnsiTheme="majorHAnsi" w:cstheme="majorHAnsi"/>
-              </w:rPr>
-              <w:t>Senin: Hanif</w:t>
-            </w:r>
-          </w:p>
-          <w:p>
-            <w:pPr>
-              <w:jc w:val="center"/>
-              <w:rPr>
-                <w:rFonts w:asciiTheme="majorHAnsi" w:hAnsiTheme="majorHAnsi" w:cstheme="majorHAnsi"/>
-              </w:rPr>
-            </w:pPr>
-            <w:r>
-              <w:rPr>
-                <w:rFonts w:asciiTheme="majorHAnsi" w:hAnsiTheme="majorHAnsi" w:cstheme="majorHAnsi"/>
-              </w:rPr>
-              <w:t>Selasa: Ifroyim</w:t>
-            </w:r>
-          </w:p>
-          <w:p>
-            <w:pPr>
-              <w:jc w:val="center"/>
-              <w:rPr>
-                <w:rFonts w:asciiTheme="majorHAnsi" w:hAnsiTheme="majorHAnsi" w:cstheme="majorHAnsi"/>
-              </w:rPr>
-            </w:pPr>
-            <w:r>
-              <w:rPr>
-                <w:rFonts w:asciiTheme="majorHAnsi" w:hAnsiTheme="majorHAnsi" w:cstheme="majorHAnsi"/>
-              </w:rPr>
-              <w:t>Rabu: Nadil</w:t>
-            </w:r>
-          </w:p>
-          <w:p>
-            <w:pPr>
-              <w:jc w:val="center"/>
-              <w:rPr>
-                <w:rFonts w:asciiTheme="majorHAnsi" w:hAnsiTheme="majorHAnsi" w:cstheme="majorHAnsi"/>
-              </w:rPr>
-            </w:pPr>
-            <w:r>
-              <w:rPr>
-                <w:rFonts w:asciiTheme="majorHAnsi" w:hAnsiTheme="majorHAnsi" w:cstheme="majorHAnsi"/>
-              </w:rPr>
-              <w:t>Kamis: Nizam</w:t>
-            </w:r>
-          </w:p>
-          <w:p>
-            <w:pPr>
-              <w:jc w:val="center"/>
-              <w:rPr>
-                <w:rFonts w:asciiTheme="majorHAnsi" w:hAnsiTheme="majorHAnsi" w:cstheme="majorHAnsi"/>
-              </w:rPr>
-            </w:pPr>
-            <w:r>
-              <w:rPr>
-                <w:rFonts w:asciiTheme="majorHAnsi" w:hAnsiTheme="majorHAnsi" w:cstheme="majorHAnsi"/>
-              </w:rPr>
-              <w:t>Jumat: Wildan</w:t>
-            </w:r>
-          </w:p>
-          <w:p>
-            <w:pPr>
-              <w:jc w:val="center"/>
-              <w:rPr>
-                <w:rFonts w:asciiTheme="majorHAnsi" w:hAnsiTheme="majorHAnsi" w:cstheme="majorHAnsi"/>
-              </w:rPr>
-            </w:pPr>
-            <w:r>
-              <w:rPr>
-                <w:rFonts w:asciiTheme="majorHAnsi" w:hAnsiTheme="majorHAnsi" w:cstheme="majorHAnsi"/>
-              </w:rPr>
-              <w:t>Sabtu: Idan</w:t>
-            </w:r>
-          </w:p>
-          <w:p>
-            <w:pPr>
-              <w:jc w:val="center"/>
-              <w:rPr>
-                <w:rFonts w:asciiTheme="majorHAnsi" w:hAnsiTheme="majorHAnsi" w:cstheme="majorHAnsi"/>
-              </w:rPr>
-            </w:pPr>
-            <w:r>
-              <w:rPr>
-                <w:rFonts w:asciiTheme="majorHAnsi" w:hAnsiTheme="majorHAnsi" w:cstheme="majorHAnsi"/>
-              </w:rPr>
-              <w:t>Ahad: Kholis</w:t>
+              <w:t>Kamil</w:t>
+            </w:r>
+          </w:p>
+          <w:p>
+            <w:pPr>
+              <w:jc w:val="center"/>
+              <w:rPr>
+                <w:rFonts w:asciiTheme="majorHAnsi" w:hAnsiTheme="majorHAnsi" w:cstheme="majorHAnsi"/>
+              </w:rPr>
+            </w:pPr>
+            <w:r>
+              <w:rPr>
+                <w:rFonts w:asciiTheme="majorHAnsi" w:hAnsiTheme="majorHAnsi" w:cstheme="majorHAnsi"/>
+              </w:rPr>
+              <w:t xml:space="preserve">Senin: </w:t>
+            </w:r>
+            <w:r>
+              <w:rPr>
+                <w:rFonts w:asciiTheme="majorHAnsi" w:hAnsiTheme="majorHAnsi" w:cstheme="majorHAnsi"/>
+              </w:rPr>
+              <w:t>Azzam</w:t>
+            </w:r>
+          </w:p>
+          <w:p>
+            <w:pPr>
+              <w:jc w:val="center"/>
+              <w:rPr>
+                <w:rFonts w:asciiTheme="majorHAnsi" w:hAnsiTheme="majorHAnsi" w:cstheme="majorHAnsi"/>
+              </w:rPr>
+            </w:pPr>
+            <w:r>
+              <w:rPr>
+                <w:rFonts w:asciiTheme="majorHAnsi" w:hAnsiTheme="majorHAnsi" w:cstheme="majorHAnsi"/>
+              </w:rPr>
+              <w:t xml:space="preserve">Selasa: </w:t>
+            </w:r>
+            <w:r>
+              <w:rPr>
+                <w:rFonts w:asciiTheme="majorHAnsi" w:hAnsiTheme="majorHAnsi" w:cstheme="majorHAnsi"/>
+              </w:rPr>
+              <w:t>Yusuf</w:t>
+            </w:r>
+          </w:p>
+          <w:p>
+            <w:pPr>
+              <w:jc w:val="center"/>
+              <w:rPr>
+                <w:rFonts w:asciiTheme="majorHAnsi" w:hAnsiTheme="majorHAnsi" w:cstheme="majorHAnsi"/>
+              </w:rPr>
+            </w:pPr>
+            <w:r>
+              <w:rPr>
+                <w:rFonts w:asciiTheme="majorHAnsi" w:hAnsiTheme="majorHAnsi" w:cstheme="majorHAnsi"/>
+              </w:rPr>
+              <w:t xml:space="preserve">Rabu: </w:t>
+            </w:r>
+            <w:r>
+              <w:rPr>
+                <w:rFonts w:asciiTheme="majorHAnsi" w:hAnsiTheme="majorHAnsi" w:cstheme="majorHAnsi"/>
+              </w:rPr>
+              <w:t>Uzzam</w:t>
+            </w:r>
+          </w:p>
+          <w:p>
+            <w:pPr>
+              <w:jc w:val="center"/>
+              <w:rPr>
+                <w:rFonts w:asciiTheme="majorHAnsi" w:hAnsiTheme="majorHAnsi" w:cstheme="majorHAnsi"/>
+              </w:rPr>
+            </w:pPr>
+            <w:r>
+              <w:rPr>
+                <w:rFonts w:asciiTheme="majorHAnsi" w:hAnsiTheme="majorHAnsi" w:cstheme="majorHAnsi"/>
+              </w:rPr>
+              <w:t xml:space="preserve">Kamis: </w:t>
+            </w:r>
+            <w:r>
+              <w:rPr>
+                <w:rFonts w:asciiTheme="majorHAnsi" w:hAnsiTheme="majorHAnsi" w:cstheme="majorHAnsi"/>
+              </w:rPr>
+              <w:t>Alvin</w:t>
+            </w:r>
+          </w:p>
+          <w:p>
+            <w:pPr>
+              <w:jc w:val="center"/>
+              <w:rPr>
+                <w:rFonts w:asciiTheme="majorHAnsi" w:hAnsiTheme="majorHAnsi" w:cstheme="majorHAnsi"/>
+              </w:rPr>
+            </w:pPr>
+            <w:r>
+              <w:rPr>
+                <w:rFonts w:asciiTheme="majorHAnsi" w:hAnsiTheme="majorHAnsi" w:cstheme="majorHAnsi"/>
+              </w:rPr>
+              <w:t xml:space="preserve">Jumat: </w:t>
+            </w:r>
+            <w:r>
+              <w:rPr>
+                <w:rFonts w:asciiTheme="majorHAnsi" w:hAnsiTheme="majorHAnsi" w:cstheme="majorHAnsi"/>
+              </w:rPr>
+              <w:t>Suhail</w:t>
+            </w:r>
+          </w:p>
+          <w:p>
+            <w:pPr>
+              <w:jc w:val="center"/>
+              <w:rPr>
+                <w:rFonts w:asciiTheme="majorHAnsi" w:hAnsiTheme="majorHAnsi" w:cstheme="majorHAnsi"/>
+              </w:rPr>
+            </w:pPr>
+            <w:r>
+              <w:rPr>
+                <w:rFonts w:asciiTheme="majorHAnsi" w:hAnsiTheme="majorHAnsi" w:cstheme="majorHAnsi"/>
+              </w:rPr>
+              <w:t xml:space="preserve">Sabtu: </w:t>
+            </w:r>
+            <w:r>
+              <w:rPr>
+                <w:rFonts w:asciiTheme="majorHAnsi" w:hAnsiTheme="majorHAnsi" w:cstheme="majorHAnsi"/>
+              </w:rPr>
+              <w:t>Faiz</w:t>
+            </w:r>
+          </w:p>
+          <w:p>
+            <w:pPr>
+              <w:jc w:val="center"/>
+              <w:rPr>
+                <w:rFonts w:asciiTheme="majorHAnsi" w:hAnsiTheme="majorHAnsi" w:cstheme="majorHAnsi"/>
+              </w:rPr>
+            </w:pPr>
+            <w:r>
+              <w:rPr>
+                <w:rFonts w:asciiTheme="majorHAnsi" w:hAnsiTheme="majorHAnsi" w:cstheme="majorHAnsi"/>
+              </w:rPr>
+              <w:t xml:space="preserve">Ahad: </w:t>
+            </w:r>
+            <w:r>
+              <w:rPr>
+                <w:rFonts w:asciiTheme="majorHAnsi" w:hAnsiTheme="majorHAnsi" w:cstheme="majorHAnsi"/>
+              </w:rPr>
+              <w:t>Idan</w:t>
             </w:r>
           </w:p>
         </w:tc>
@@ -1014,6 +1144,170 @@
                 <w:bCs/>
               </w:rPr>
             </w:pPr>
+            <w:r>
+              <w:rPr>
+                <w:rFonts w:asciiTheme="majorHAnsi" w:hAnsiTheme="majorHAnsi" w:cstheme="majorHAnsi"/>
+                <w:b/>
+                <w:bCs/>
+              </w:rPr>
+              <w:t xml:space="preserve">Pengawas: </w:t>
+            </w:r>
+            <w:r>
+              <w:rPr>
+                <w:rFonts w:asciiTheme="majorHAnsi" w:hAnsiTheme="majorHAnsi" w:cstheme="majorHAnsi"/>
+                <w:b/>
+                <w:bCs/>
+              </w:rPr>
+              <w:t>Syifa</w:t>
+            </w:r>
+          </w:p>
+          <w:p>
+            <w:pPr>
+              <w:jc w:val="center"/>
+              <w:rPr>
+                <w:rFonts w:asciiTheme="majorHAnsi" w:hAnsiTheme="majorHAnsi" w:cstheme="majorHAnsi"/>
+              </w:rPr>
+            </w:pPr>
+            <w:r>
+              <w:rPr>
+                <w:rFonts w:asciiTheme="majorHAnsi" w:hAnsiTheme="majorHAnsi" w:cstheme="majorHAnsi"/>
+              </w:rPr>
+              <w:t xml:space="preserve">Senin: </w:t>
+            </w:r>
+            <w:r>
+              <w:rPr>
+                <w:rFonts w:asciiTheme="majorHAnsi" w:hAnsiTheme="majorHAnsi" w:cstheme="majorHAnsi"/>
+              </w:rPr>
+              <w:t>Dhafia</w:t>
+            </w:r>
+          </w:p>
+          <w:p>
+            <w:pPr>
+              <w:jc w:val="center"/>
+              <w:rPr>
+                <w:rFonts w:asciiTheme="majorHAnsi" w:hAnsiTheme="majorHAnsi" w:cstheme="majorHAnsi"/>
+              </w:rPr>
+            </w:pPr>
+            <w:r>
+              <w:rPr>
+                <w:rFonts w:asciiTheme="majorHAnsi" w:hAnsiTheme="majorHAnsi" w:cstheme="majorHAnsi"/>
+              </w:rPr>
+              <w:t xml:space="preserve">Selasa: </w:t>
+            </w:r>
+            <w:r>
+              <w:rPr>
+                <w:rFonts w:asciiTheme="majorHAnsi" w:hAnsiTheme="majorHAnsi" w:cstheme="majorHAnsi"/>
+              </w:rPr>
+              <w:t>Nisa</w:t>
+            </w:r>
+          </w:p>
+          <w:p>
+            <w:pPr>
+              <w:jc w:val="center"/>
+              <w:rPr>
+                <w:rFonts w:asciiTheme="majorHAnsi" w:hAnsiTheme="majorHAnsi" w:cstheme="majorHAnsi"/>
+              </w:rPr>
+            </w:pPr>
+            <w:r>
+              <w:rPr>
+                <w:rFonts w:asciiTheme="majorHAnsi" w:hAnsiTheme="majorHAnsi" w:cstheme="majorHAnsi"/>
+              </w:rPr>
+              <w:t xml:space="preserve">Rabu: </w:t>
+            </w:r>
+            <w:r>
+              <w:rPr>
+                <w:rFonts w:asciiTheme="majorHAnsi" w:hAnsiTheme="majorHAnsi" w:cstheme="majorHAnsi"/>
+              </w:rPr>
+              <w:t>Anis</w:t>
+            </w:r>
+          </w:p>
+          <w:p>
+            <w:pPr>
+              <w:jc w:val="center"/>
+              <w:rPr>
+                <w:rFonts w:asciiTheme="majorHAnsi" w:hAnsiTheme="majorHAnsi" w:cstheme="majorHAnsi"/>
+              </w:rPr>
+            </w:pPr>
+            <w:r>
+              <w:rPr>
+                <w:rFonts w:asciiTheme="majorHAnsi" w:hAnsiTheme="majorHAnsi" w:cstheme="majorHAnsi"/>
+              </w:rPr>
+              <w:t xml:space="preserve">Kamis: </w:t>
+            </w:r>
+            <w:r>
+              <w:rPr>
+                <w:rFonts w:asciiTheme="majorHAnsi" w:hAnsiTheme="majorHAnsi" w:cstheme="majorHAnsi"/>
+              </w:rPr>
+              <w:t>Haura</w:t>
+            </w:r>
+          </w:p>
+          <w:p>
+            <w:pPr>
+              <w:jc w:val="center"/>
+              <w:rPr>
+                <w:rFonts w:asciiTheme="majorHAnsi" w:hAnsiTheme="majorHAnsi" w:cstheme="majorHAnsi"/>
+              </w:rPr>
+            </w:pPr>
+            <w:r>
+              <w:rPr>
+                <w:rFonts w:asciiTheme="majorHAnsi" w:hAnsiTheme="majorHAnsi" w:cstheme="majorHAnsi"/>
+              </w:rPr>
+              <w:t xml:space="preserve">Jumat: </w:t>
+            </w:r>
+            <w:r>
+              <w:rPr>
+                <w:rFonts w:asciiTheme="majorHAnsi" w:hAnsiTheme="majorHAnsi" w:cstheme="majorHAnsi"/>
+              </w:rPr>
+              <w:t>Sabila</w:t>
+            </w:r>
+          </w:p>
+          <w:p>
+            <w:pPr>
+              <w:jc w:val="center"/>
+              <w:rPr>
+                <w:rFonts w:asciiTheme="majorHAnsi" w:hAnsiTheme="majorHAnsi" w:cstheme="majorHAnsi"/>
+              </w:rPr>
+            </w:pPr>
+            <w:r>
+              <w:rPr>
+                <w:rFonts w:asciiTheme="majorHAnsi" w:hAnsiTheme="majorHAnsi" w:cstheme="majorHAnsi"/>
+              </w:rPr>
+              <w:t xml:space="preserve">Sabtu: </w:t>
+            </w:r>
+            <w:r>
+              <w:rPr>
+                <w:rFonts w:asciiTheme="majorHAnsi" w:hAnsiTheme="majorHAnsi" w:cstheme="majorHAnsi"/>
+              </w:rPr>
+              <w:t>Syifa</w:t>
+            </w:r>
+          </w:p>
+          <w:p>
+            <w:pPr>
+              <w:jc w:val="center"/>
+              <w:rPr>
+                <w:rFonts w:asciiTheme="majorHAnsi" w:hAnsiTheme="majorHAnsi" w:cstheme="majorHAnsi"/>
+                <w:b/>
+                <w:bCs/>
+              </w:rPr>
+            </w:pPr>
+            <w:r>
+              <w:rPr>
+                <w:rFonts w:asciiTheme="majorHAnsi" w:hAnsiTheme="majorHAnsi" w:cstheme="majorHAnsi"/>
+              </w:rPr>
+              <w:t>Ahad:</w:t>
+            </w:r>
+            <w:r>
+              <w:rPr>
+                <w:rFonts w:asciiTheme="majorHAnsi" w:hAnsiTheme="majorHAnsi" w:cstheme="majorHAnsi"/>
+              </w:rPr>
+              <w:t xml:space="preserve"> </w:t>
+            </w:r>
+            <w:r>
+              <w:rPr>
+                <w:rFonts w:asciiTheme="majorHAnsi" w:hAnsiTheme="majorHAnsi" w:cstheme="majorHAnsi"/>
+              </w:rPr>
+              <w:t>Aiko</w:t>
+            </w:r>
           </w:p>
         </w:tc>
       </w:tr>
@@ -1063,8 +1357,8 @@
       </w:tblPr>
       <w:tblGrid>
         <w:gridCol w:w="6998"/>
-        <w:gridCol w:w="1622"/>
-        <w:gridCol w:w="1567"/>
+        <w:gridCol w:w="1695"/>
+        <w:gridCol w:w="1624"/>
       </w:tblGrid>
       <w:tr>
         <w:trPr>
@@ -1236,106 +1530,123 @@
                 <w:b/>
                 <w:bCs/>
               </w:rPr>
-              <w:t>Idris</w:t>
-            </w:r>
-          </w:p>
-          <w:p>
-            <w:pPr>
-              <w:jc w:val="center"/>
-              <w:rPr>
-                <w:rFonts w:asciiTheme="majorHAnsi" w:hAnsiTheme="majorHAnsi" w:cstheme="majorHAnsi"/>
-              </w:rPr>
-            </w:pPr>
-            <w:r>
-              <w:rPr>
-                <w:rFonts w:asciiTheme="majorHAnsi" w:hAnsiTheme="majorHAnsi" w:cstheme="majorHAnsi"/>
-              </w:rPr>
-              <w:t>Senin: Baim</w:t>
-            </w:r>
-          </w:p>
-          <w:p>
-            <w:pPr>
-              <w:jc w:val="center"/>
-              <w:rPr>
-                <w:rFonts w:asciiTheme="majorHAnsi" w:hAnsiTheme="majorHAnsi" w:cstheme="majorHAnsi"/>
-              </w:rPr>
-            </w:pPr>
-            <w:r>
-              <w:rPr>
-                <w:rFonts w:asciiTheme="majorHAnsi" w:hAnsiTheme="majorHAnsi" w:cstheme="majorHAnsi"/>
-              </w:rPr>
-              <w:t>Selasa: Mirza</w:t>
-            </w:r>
-          </w:p>
-          <w:p>
-            <w:pPr>
-              <w:jc w:val="center"/>
-              <w:rPr>
-                <w:rFonts w:asciiTheme="majorHAnsi" w:hAnsiTheme="majorHAnsi" w:cstheme="majorHAnsi"/>
-              </w:rPr>
-            </w:pPr>
-            <w:r>
-              <w:rPr>
-                <w:rFonts w:asciiTheme="majorHAnsi" w:hAnsiTheme="majorHAnsi" w:cstheme="majorHAnsi"/>
-              </w:rPr>
-              <w:t>Rabu: Zufar</w:t>
-            </w:r>
-          </w:p>
-          <w:p>
-            <w:pPr>
-              <w:jc w:val="center"/>
-              <w:rPr>
-                <w:rFonts w:asciiTheme="majorHAnsi" w:hAnsiTheme="majorHAnsi" w:cstheme="majorHAnsi"/>
-              </w:rPr>
-            </w:pPr>
-            <w:r>
-              <w:rPr>
-                <w:rFonts w:asciiTheme="majorHAnsi" w:hAnsiTheme="majorHAnsi" w:cstheme="majorHAnsi"/>
-              </w:rPr>
-              <w:t>Kamis: Daffa</w:t>
-            </w:r>
-          </w:p>
-          <w:p>
-            <w:pPr>
-              <w:jc w:val="center"/>
-              <w:rPr>
-                <w:rFonts w:asciiTheme="majorHAnsi" w:hAnsiTheme="majorHAnsi" w:cstheme="majorHAnsi"/>
-              </w:rPr>
-            </w:pPr>
-            <w:r>
-              <w:rPr>
-                <w:rFonts w:asciiTheme="majorHAnsi" w:hAnsiTheme="majorHAnsi" w:cstheme="majorHAnsi"/>
-              </w:rPr>
-              <w:t>Jumat: Zidane</w:t>
-            </w:r>
-          </w:p>
-          <w:p>
-            <w:pPr>
-              <w:jc w:val="center"/>
-              <w:rPr>
-                <w:rFonts w:asciiTheme="majorHAnsi" w:hAnsiTheme="majorHAnsi" w:cstheme="majorHAnsi"/>
-              </w:rPr>
-            </w:pPr>
-            <w:r>
-              <w:rPr>
-                <w:rFonts w:asciiTheme="majorHAnsi" w:hAnsiTheme="majorHAnsi" w:cstheme="majorHAnsi"/>
-              </w:rPr>
-              <w:t>Sabtu: Kamil</w:t>
-            </w:r>
-          </w:p>
-          <w:p>
-            <w:pPr>
-              <w:jc w:val="center"/>
-              <w:rPr>
-                <w:rFonts w:asciiTheme="majorHAnsi" w:hAnsiTheme="majorHAnsi" w:cstheme="majorHAnsi"/>
-              </w:rPr>
-            </w:pPr>
-            <w:r>
-              <w:rPr>
-                <w:rFonts w:asciiTheme="majorHAnsi" w:hAnsiTheme="majorHAnsi" w:cstheme="majorHAnsi"/>
-              </w:rPr>
-              <w:lastRenderedPageBreak/>
-              <w:t>Ahad: Akmal</w:t>
+              <w:t>Kamil</w:t>
+            </w:r>
+          </w:p>
+          <w:p>
+            <w:pPr>
+              <w:jc w:val="center"/>
+              <w:rPr>
+                <w:rFonts w:asciiTheme="majorHAnsi" w:hAnsiTheme="majorHAnsi" w:cstheme="majorHAnsi"/>
+              </w:rPr>
+            </w:pPr>
+            <w:r>
+              <w:rPr>
+                <w:rFonts w:asciiTheme="majorHAnsi" w:hAnsiTheme="majorHAnsi" w:cstheme="majorHAnsi"/>
+              </w:rPr>
+              <w:t>Senin: Azzam</w:t>
+            </w:r>
+          </w:p>
+          <w:p>
+            <w:pPr>
+              <w:jc w:val="center"/>
+              <w:rPr>
+                <w:rFonts w:asciiTheme="majorHAnsi" w:hAnsiTheme="majorHAnsi" w:cstheme="majorHAnsi"/>
+              </w:rPr>
+            </w:pPr>
+            <w:r>
+              <w:rPr>
+                <w:rFonts w:asciiTheme="majorHAnsi" w:hAnsiTheme="majorHAnsi" w:cstheme="majorHAnsi"/>
+              </w:rPr>
+              <w:t>Selasa: Yusuf</w:t>
+            </w:r>
+          </w:p>
+          <w:p>
+            <w:pPr>
+              <w:jc w:val="center"/>
+              <w:rPr>
+                <w:rFonts w:asciiTheme="majorHAnsi" w:hAnsiTheme="majorHAnsi" w:cstheme="majorHAnsi"/>
+              </w:rPr>
+            </w:pPr>
+            <w:r>
+              <w:rPr>
+                <w:rFonts w:asciiTheme="majorHAnsi" w:hAnsiTheme="majorHAnsi" w:cstheme="majorHAnsi"/>
+              </w:rPr>
+              <w:t>Rabu: Uzzam</w:t>
+            </w:r>
+          </w:p>
+          <w:p>
+            <w:pPr>
+              <w:jc w:val="center"/>
+              <w:rPr>
+                <w:rFonts w:asciiTheme="majorHAnsi" w:hAnsiTheme="majorHAnsi" w:cstheme="majorHAnsi"/>
+              </w:rPr>
+            </w:pPr>
+            <w:r>
+              <w:rPr>
+                <w:rFonts w:asciiTheme="majorHAnsi" w:hAnsiTheme="majorHAnsi" w:cstheme="majorHAnsi"/>
+              </w:rPr>
+              <w:t>Kamis: Alvin</w:t>
+            </w:r>
+          </w:p>
+          <w:p>
+            <w:pPr>
+              <w:jc w:val="center"/>
+              <w:rPr>
+                <w:rFonts w:asciiTheme="majorHAnsi" w:hAnsiTheme="majorHAnsi" w:cstheme="majorHAnsi"/>
+              </w:rPr>
+            </w:pPr>
+            <w:r>
+              <w:rPr>
+                <w:rFonts w:asciiTheme="majorHAnsi" w:hAnsiTheme="majorHAnsi" w:cstheme="majorHAnsi"/>
+              </w:rPr>
+              <w:t xml:space="preserve">Jumat: </w:t>
+            </w:r>
+            <w:r>
+              <w:rPr>
+                <w:rFonts w:asciiTheme="majorHAnsi" w:hAnsiTheme="majorHAnsi" w:cstheme="majorHAnsi"/>
+              </w:rPr>
+              <w:t>Kholis</w:t>
+            </w:r>
+          </w:p>
+          <w:p>
+            <w:pPr>
+              <w:jc w:val="center"/>
+              <w:rPr>
+                <w:rFonts w:asciiTheme="majorHAnsi" w:hAnsiTheme="majorHAnsi" w:cstheme="majorHAnsi"/>
+              </w:rPr>
+            </w:pPr>
+            <w:r>
+              <w:rPr>
+                <w:rFonts w:asciiTheme="majorHAnsi" w:hAnsiTheme="majorHAnsi" w:cstheme="majorHAnsi"/>
+              </w:rPr>
+              <w:t xml:space="preserve">Sabtu: </w:t>
+            </w:r>
+            <w:r>
+              <w:rPr>
+                <w:rFonts w:asciiTheme="majorHAnsi" w:hAnsiTheme="majorHAnsi" w:cstheme="majorHAnsi"/>
+              </w:rPr>
+              <w:t>Rosyid</w:t>
+            </w:r>
+          </w:p>
+          <w:p>
+            <w:pPr>
+              <w:jc w:val="center"/>
+              <w:rPr>
+                <w:rFonts w:asciiTheme="majorHAnsi" w:hAnsiTheme="majorHAnsi" w:cstheme="majorHAnsi"/>
+              </w:rPr>
+            </w:pPr>
+            <w:r>
+              <w:rPr>
+                <w:rFonts w:asciiTheme="majorHAnsi" w:hAnsiTheme="majorHAnsi" w:cstheme="majorHAnsi"/>
+              </w:rPr>
+              <w:t xml:space="preserve">Ahad: </w:t>
+            </w:r>
+            <w:r>
+              <w:rPr>
+                <w:rFonts w:asciiTheme="majorHAnsi" w:hAnsiTheme="majorHAnsi" w:cstheme="majorHAnsi"/>
+              </w:rPr>
+              <w:t>Umar</w:t>
             </w:r>
           </w:p>
         </w:tc>
@@ -1352,6 +1663,134 @@
                 <w:bCs/>
               </w:rPr>
             </w:pPr>
+            <w:r>
+              <w:rPr>
+                <w:rFonts w:asciiTheme="majorHAnsi" w:hAnsiTheme="majorHAnsi" w:cstheme="majorHAnsi"/>
+                <w:b/>
+                <w:bCs/>
+              </w:rPr>
+              <w:t xml:space="preserve">Pengawas: </w:t>
+            </w:r>
+            <w:r>
+              <w:rPr>
+                <w:rFonts w:asciiTheme="majorHAnsi" w:hAnsiTheme="majorHAnsi" w:cstheme="majorHAnsi"/>
+                <w:b/>
+                <w:bCs/>
+              </w:rPr>
+              <w:t>Syifa</w:t>
+            </w:r>
+          </w:p>
+          <w:p>
+            <w:pPr>
+              <w:jc w:val="center"/>
+              <w:rPr>
+                <w:rFonts w:asciiTheme="majorHAnsi" w:hAnsiTheme="majorHAnsi" w:cstheme="majorHAnsi"/>
+              </w:rPr>
+            </w:pPr>
+            <w:r>
+              <w:rPr>
+                <w:rFonts w:asciiTheme="majorHAnsi" w:hAnsiTheme="majorHAnsi" w:cstheme="majorHAnsi"/>
+              </w:rPr>
+              <w:t>Senin: Dhafia</w:t>
+            </w:r>
+          </w:p>
+          <w:p>
+            <w:pPr>
+              <w:jc w:val="center"/>
+              <w:rPr>
+                <w:rFonts w:asciiTheme="majorHAnsi" w:hAnsiTheme="majorHAnsi" w:cstheme="majorHAnsi"/>
+              </w:rPr>
+            </w:pPr>
+            <w:r>
+              <w:rPr>
+                <w:rFonts w:asciiTheme="majorHAnsi" w:hAnsiTheme="majorHAnsi" w:cstheme="majorHAnsi"/>
+              </w:rPr>
+              <w:t>Selasa: Nisa</w:t>
+            </w:r>
+          </w:p>
+          <w:p>
+            <w:pPr>
+              <w:jc w:val="center"/>
+              <w:rPr>
+                <w:rFonts w:asciiTheme="majorHAnsi" w:hAnsiTheme="majorHAnsi" w:cstheme="majorHAnsi"/>
+              </w:rPr>
+            </w:pPr>
+            <w:r>
+              <w:rPr>
+                <w:rFonts w:asciiTheme="majorHAnsi" w:hAnsiTheme="majorHAnsi" w:cstheme="majorHAnsi"/>
+              </w:rPr>
+              <w:t>Rabu: Anis</w:t>
+            </w:r>
+          </w:p>
+          <w:p>
+            <w:pPr>
+              <w:jc w:val="center"/>
+              <w:rPr>
+                <w:rFonts w:asciiTheme="majorHAnsi" w:hAnsiTheme="majorHAnsi" w:cstheme="majorHAnsi"/>
+              </w:rPr>
+            </w:pPr>
+            <w:r>
+              <w:rPr>
+                <w:rFonts w:asciiTheme="majorHAnsi" w:hAnsiTheme="majorHAnsi" w:cstheme="majorHAnsi"/>
+              </w:rPr>
+              <w:t>Kamis: Haura</w:t>
+            </w:r>
+          </w:p>
+          <w:p>
+            <w:pPr>
+              <w:jc w:val="center"/>
+              <w:rPr>
+                <w:rFonts w:asciiTheme="majorHAnsi" w:hAnsiTheme="majorHAnsi" w:cstheme="majorHAnsi"/>
+              </w:rPr>
+            </w:pPr>
+            <w:r>
+              <w:rPr>
+                <w:rFonts w:asciiTheme="majorHAnsi" w:hAnsiTheme="majorHAnsi" w:cstheme="majorHAnsi"/>
+              </w:rPr>
+              <w:t>Jumat: Sabila</w:t>
+            </w:r>
+          </w:p>
+          <w:p>
+            <w:pPr>
+              <w:jc w:val="center"/>
+              <w:rPr>
+                <w:rFonts w:asciiTheme="majorHAnsi" w:hAnsiTheme="majorHAnsi" w:cstheme="majorHAnsi"/>
+              </w:rPr>
+            </w:pPr>
+            <w:r>
+              <w:rPr>
+                <w:rFonts w:asciiTheme="majorHAnsi" w:hAnsiTheme="majorHAnsi" w:cstheme="majorHAnsi"/>
+              </w:rPr>
+              <w:t>Sabtu: Syifa</w:t>
+            </w:r>
+          </w:p>
+          <w:p>
+            <w:pPr>
+              <w:jc w:val="center"/>
+              <w:rPr>
+                <w:rFonts w:asciiTheme="majorHAnsi" w:hAnsiTheme="majorHAnsi" w:cstheme="majorHAnsi"/>
+                <w:b/>
+                <w:bCs/>
+              </w:rPr>
+            </w:pPr>
+            <w:r>
+              <w:rPr>
+                <w:rFonts w:asciiTheme="majorHAnsi" w:hAnsiTheme="majorHAnsi" w:cstheme="majorHAnsi"/>
+              </w:rPr>
+              <w:t>Ahad:</w:t>
+            </w:r>
+            <w:r>
+              <w:rPr>
+                <w:rFonts w:asciiTheme="majorHAnsi" w:hAnsiTheme="majorHAnsi" w:cstheme="majorHAnsi"/>
+              </w:rPr>
+              <w:t xml:space="preserve"> </w:t>
+            </w:r>
+            <w:r>
+              <w:rPr>
+                <w:rFonts w:asciiTheme="majorHAnsi" w:hAnsiTheme="majorHAnsi" w:cstheme="majorHAnsi"/>
+              </w:rPr>
+              <w:t>Aiko</w:t>
+            </w:r>
           </w:p>
         </w:tc>
       </w:tr>
@@ -1391,6 +1830,7 @@
           <w:b/>
           <w:bCs/>
         </w:rPr>
+        <w:lastRenderedPageBreak/>
         <w:t>PENJUALAN BUKU TULIS BAHASA</w:t>
       </w:r>
     </w:p>
@@ -1578,7 +2018,7 @@
               <w:rPr>
                 <w:rFonts w:asciiTheme="majorHAnsi" w:hAnsiTheme="majorHAnsi" w:cstheme="majorHAnsi"/>
               </w:rPr>
-              <w:t>Raffa</w:t>
+              <w:t>Afkar</w:t>
             </w:r>
           </w:p>
         </w:tc>
@@ -1593,6 +2033,12 @@
                 <w:rFonts w:asciiTheme="majorHAnsi" w:hAnsiTheme="majorHAnsi" w:cstheme="majorHAnsi"/>
               </w:rPr>
             </w:pPr>
+            <w:r>
+              <w:rPr>
+                <w:rFonts w:asciiTheme="majorHAnsi" w:hAnsiTheme="majorHAnsi" w:cstheme="majorHAnsi"/>
+              </w:rPr>
+              <w:t>Dhafia</w:t>
+            </w:r>
           </w:p>
         </w:tc>
       </w:tr>
@@ -1633,9 +2079,9 @@
         <w:tblLook w:val="04A0" w:firstRow="1" w:lastRow="0" w:firstColumn="1" w:lastColumn="0" w:noHBand="0" w:noVBand="1"/>
       </w:tblPr>
       <w:tblGrid>
-        <w:gridCol w:w="7478"/>
-        <w:gridCol w:w="1521"/>
-        <w:gridCol w:w="1457"/>
+        <w:gridCol w:w="7158"/>
+        <w:gridCol w:w="1498"/>
+        <w:gridCol w:w="1800"/>
       </w:tblGrid>
       <w:tr>
         <w:trPr>
@@ -1833,21 +2279,33 @@
               <w:rPr>
                 <w:rFonts w:asciiTheme="majorHAnsi" w:hAnsiTheme="majorHAnsi" w:cstheme="majorHAnsi"/>
               </w:rPr>
-              <w:t>n 1: Hanif</w:t>
-            </w:r>
-          </w:p>
-          <w:p>
-            <w:pPr>
-              <w:jc w:val="center"/>
-              <w:rPr>
-                <w:rFonts w:asciiTheme="majorHAnsi" w:hAnsiTheme="majorHAnsi" w:cstheme="majorHAnsi"/>
-              </w:rPr>
-            </w:pPr>
-            <w:r>
-              <w:rPr>
-                <w:rFonts w:asciiTheme="majorHAnsi" w:hAnsiTheme="majorHAnsi" w:cstheme="majorHAnsi"/>
-              </w:rPr>
-              <w:t>Pekan 2: Ifroyim</w:t>
+              <w:t xml:space="preserve">n 1: </w:t>
+            </w:r>
+            <w:r>
+              <w:rPr>
+                <w:rFonts w:asciiTheme="majorHAnsi" w:hAnsiTheme="majorHAnsi" w:cstheme="majorHAnsi"/>
+              </w:rPr>
+              <w:t>Ifroyim</w:t>
+            </w:r>
+          </w:p>
+          <w:p>
+            <w:pPr>
+              <w:jc w:val="center"/>
+              <w:rPr>
+                <w:rFonts w:asciiTheme="majorHAnsi" w:hAnsiTheme="majorHAnsi" w:cstheme="majorHAnsi"/>
+              </w:rPr>
+            </w:pPr>
+            <w:r>
+              <w:rPr>
+                <w:rFonts w:asciiTheme="majorHAnsi" w:hAnsiTheme="majorHAnsi" w:cstheme="majorHAnsi"/>
+              </w:rPr>
+              <w:t xml:space="preserve">Pekan 2: </w:t>
+            </w:r>
+            <w:r>
+              <w:rPr>
+                <w:rFonts w:asciiTheme="majorHAnsi" w:hAnsiTheme="majorHAnsi" w:cstheme="majorHAnsi"/>
+              </w:rPr>
+              <w:t>Zidane</w:t>
             </w:r>
           </w:p>
         </w:tc>
@@ -1862,10 +2320,342 @@
                 <w:rFonts w:asciiTheme="majorHAnsi" w:hAnsiTheme="majorHAnsi" w:cstheme="majorHAnsi"/>
               </w:rPr>
             </w:pPr>
+            <w:r>
+              <w:rPr>
+                <w:rFonts w:asciiTheme="majorHAnsi" w:hAnsiTheme="majorHAnsi" w:cstheme="majorHAnsi"/>
+              </w:rPr>
+              <w:t>Peka</w:t>
+            </w:r>
+            <w:r>
+              <w:rPr>
+                <w:rFonts w:asciiTheme="majorHAnsi" w:hAnsiTheme="majorHAnsi" w:cstheme="majorHAnsi"/>
+              </w:rPr>
+              <w:t xml:space="preserve">n 1: </w:t>
+            </w:r>
+            <w:r>
+              <w:rPr>
+                <w:rFonts w:asciiTheme="majorHAnsi" w:hAnsiTheme="majorHAnsi" w:cstheme="majorHAnsi"/>
+              </w:rPr>
+              <w:t>Aisyah Putri</w:t>
+            </w:r>
+          </w:p>
+          <w:p>
+            <w:pPr>
+              <w:jc w:val="center"/>
+              <w:rPr>
+                <w:rFonts w:asciiTheme="majorHAnsi" w:hAnsiTheme="majorHAnsi" w:cstheme="majorHAnsi"/>
+              </w:rPr>
+            </w:pPr>
+            <w:r>
+              <w:rPr>
+                <w:rFonts w:asciiTheme="majorHAnsi" w:hAnsiTheme="majorHAnsi" w:cstheme="majorHAnsi"/>
+              </w:rPr>
+              <w:t>Pekan 2:</w:t>
+            </w:r>
+            <w:r>
+              <w:rPr>
+                <w:rFonts w:asciiTheme="majorHAnsi" w:hAnsiTheme="majorHAnsi" w:cstheme="majorHAnsi"/>
+              </w:rPr>
+              <w:t xml:space="preserve"> Amila</w:t>
+            </w:r>
           </w:p>
         </w:tc>
       </w:tr>
     </w:tbl>
+    <w:p>
+      <w:pPr>
+        <w:jc w:val="center"/>
+        <w:rPr>
+          <w:rFonts w:asciiTheme="majorHAnsi" w:hAnsiTheme="majorHAnsi" w:cstheme="majorHAnsi"/>
+          <w:b/>
+          <w:bCs/>
+        </w:rPr>
+      </w:pPr>
+    </w:p>
+    <w:p>
+      <w:pPr>
+        <w:jc w:val="center"/>
+        <w:rPr>
+          <w:rFonts w:asciiTheme="majorHAnsi" w:hAnsiTheme="majorHAnsi" w:cstheme="majorHAnsi"/>
+          <w:b/>
+          <w:bCs/>
+        </w:rPr>
+      </w:pPr>
+      <w:r>
+        <w:rPr>
+          <w:rFonts w:asciiTheme="majorHAnsi" w:hAnsiTheme="majorHAnsi" w:cstheme="majorHAnsi"/>
+          <w:b/>
+          <w:bCs/>
+        </w:rPr>
+        <w:t>MUFRODAT PAGI</w:t>
+      </w:r>
+    </w:p>
+    <w:tbl>
+      <w:tblPr>
+        <w:tblStyle w:val="TableGrid"/>
+        <w:tblW w:w="0" w:type="auto"/>
+        <w:jc w:val="center"/>
+        <w:tblLook w:val="04A0" w:firstRow="1" w:lastRow="0" w:firstColumn="1" w:lastColumn="0" w:noHBand="0" w:noVBand="1"/>
+      </w:tblPr>
+      <w:tblGrid>
+        <w:gridCol w:w="5107"/>
+        <w:gridCol w:w="1644"/>
+        <w:gridCol w:w="1590"/>
+      </w:tblGrid>
+      <w:tr>
+        <w:trPr>
+          <w:jc w:val="center"/>
+        </w:trPr>
+        <w:tc>
+          <w:tcPr>
+            <w:tcW w:w="0" w:type="auto"/>
+          </w:tcPr>
+          <w:p>
+            <w:pPr>
+              <w:jc w:val="center"/>
+              <w:rPr>
+                <w:rFonts w:asciiTheme="majorHAnsi" w:hAnsiTheme="majorHAnsi" w:cstheme="majorHAnsi"/>
+                <w:b/>
+                <w:bCs/>
+              </w:rPr>
+            </w:pPr>
+            <w:r>
+              <w:rPr>
+                <w:rFonts w:asciiTheme="majorHAnsi" w:hAnsiTheme="majorHAnsi" w:cstheme="majorHAnsi"/>
+                <w:b/>
+                <w:bCs/>
+              </w:rPr>
+              <w:t>Tugas</w:t>
+            </w:r>
+          </w:p>
+        </w:tc>
+        <w:tc>
+          <w:tcPr>
+            <w:tcW w:w="0" w:type="auto"/>
+          </w:tcPr>
+          <w:p>
+            <w:pPr>
+              <w:jc w:val="center"/>
+              <w:rPr>
+                <w:rFonts w:asciiTheme="majorHAnsi" w:hAnsiTheme="majorHAnsi" w:cstheme="majorHAnsi"/>
+                <w:b/>
+                <w:bCs/>
+              </w:rPr>
+            </w:pPr>
+            <w:r>
+              <w:rPr>
+                <w:rFonts w:asciiTheme="majorHAnsi" w:hAnsiTheme="majorHAnsi" w:cstheme="majorHAnsi"/>
+                <w:b/>
+                <w:bCs/>
+              </w:rPr>
+              <w:t>Pelaksana Putra</w:t>
+            </w:r>
+          </w:p>
+        </w:tc>
+        <w:tc>
+          <w:tcPr>
+            <w:tcW w:w="0" w:type="auto"/>
+          </w:tcPr>
+          <w:p>
+            <w:pPr>
+              <w:jc w:val="center"/>
+              <w:rPr>
+                <w:rFonts w:asciiTheme="majorHAnsi" w:hAnsiTheme="majorHAnsi" w:cstheme="majorHAnsi"/>
+                <w:b/>
+                <w:bCs/>
+              </w:rPr>
+            </w:pPr>
+            <w:r>
+              <w:rPr>
+                <w:rFonts w:asciiTheme="majorHAnsi" w:hAnsiTheme="majorHAnsi" w:cstheme="majorHAnsi"/>
+                <w:b/>
+                <w:bCs/>
+              </w:rPr>
+              <w:t>Pelaksana Putri</w:t>
+            </w:r>
+          </w:p>
+        </w:tc>
+      </w:tr>
+      <w:tr>
+        <w:trPr>
+          <w:jc w:val="center"/>
+        </w:trPr>
+        <w:tc>
+          <w:tcPr>
+            <w:tcW w:w="0" w:type="auto"/>
+          </w:tcPr>
+          <w:p>
+            <w:pPr>
+              <w:pStyle w:val="ListParagraph"/>
+              <w:numPr>
+                <w:ilvl w:val="0"/>
+                <w:numId w:val="13"/>
+              </w:numPr>
+              <w:ind w:left="332"/>
+              <w:jc w:val="both"/>
+              <w:rPr>
+                <w:rFonts w:asciiTheme="majorHAnsi" w:hAnsiTheme="majorHAnsi" w:cstheme="majorHAnsi"/>
+              </w:rPr>
+            </w:pPr>
+            <w:r>
+              <w:rPr>
+                <w:rFonts w:asciiTheme="majorHAnsi" w:hAnsiTheme="majorHAnsi" w:cstheme="majorHAnsi"/>
+              </w:rPr>
+              <w:t>Mengecek mufrodat di Ahad pagi</w:t>
+            </w:r>
+          </w:p>
+          <w:p>
+            <w:pPr>
+              <w:pStyle w:val="ListParagraph"/>
+              <w:numPr>
+                <w:ilvl w:val="0"/>
+                <w:numId w:val="13"/>
+              </w:numPr>
+              <w:ind w:left="306" w:hanging="306"/>
+              <w:jc w:val="both"/>
+              <w:rPr>
+                <w:rFonts w:asciiTheme="majorHAnsi" w:hAnsiTheme="majorHAnsi" w:cstheme="majorHAnsi"/>
+              </w:rPr>
+            </w:pPr>
+            <w:r>
+              <w:rPr>
+                <w:rFonts w:asciiTheme="majorHAnsi" w:hAnsiTheme="majorHAnsi" w:cstheme="majorHAnsi"/>
+              </w:rPr>
+              <w:t>Mengiqab bagi santri yang nggak hafal mufrodatnya</w:t>
+            </w:r>
+          </w:p>
+        </w:tc>
+        <w:tc>
+          <w:tcPr>
+            <w:tcW w:w="0" w:type="auto"/>
+          </w:tcPr>
+          <w:p>
+            <w:pPr>
+              <w:jc w:val="center"/>
+              <w:rPr>
+                <w:rFonts w:asciiTheme="majorHAnsi" w:hAnsiTheme="majorHAnsi" w:cstheme="majorHAnsi"/>
+              </w:rPr>
+            </w:pPr>
+            <w:r>
+              <w:rPr>
+                <w:rFonts w:asciiTheme="majorHAnsi" w:hAnsiTheme="majorHAnsi" w:cstheme="majorHAnsi"/>
+              </w:rPr>
+              <w:t>Pekan 1: Thoriq</w:t>
+            </w:r>
+          </w:p>
+          <w:p>
+            <w:pPr>
+              <w:jc w:val="center"/>
+              <w:rPr>
+                <w:rFonts w:asciiTheme="majorHAnsi" w:hAnsiTheme="majorHAnsi" w:cstheme="majorHAnsi"/>
+              </w:rPr>
+            </w:pPr>
+            <w:r>
+              <w:rPr>
+                <w:rFonts w:asciiTheme="majorHAnsi" w:hAnsiTheme="majorHAnsi" w:cstheme="majorHAnsi"/>
+              </w:rPr>
+              <w:t>Pekan 2: Rizki</w:t>
+            </w:r>
+          </w:p>
+          <w:p>
+            <w:pPr>
+              <w:jc w:val="center"/>
+              <w:rPr>
+                <w:rFonts w:asciiTheme="majorHAnsi" w:hAnsiTheme="majorHAnsi" w:cstheme="majorHAnsi"/>
+              </w:rPr>
+            </w:pPr>
+            <w:r>
+              <w:rPr>
+                <w:rFonts w:asciiTheme="majorHAnsi" w:hAnsiTheme="majorHAnsi" w:cstheme="majorHAnsi"/>
+              </w:rPr>
+              <w:t>Pekan 3: Sano</w:t>
+            </w:r>
+          </w:p>
+          <w:p>
+            <w:pPr>
+              <w:jc w:val="center"/>
+              <w:rPr>
+                <w:rFonts w:asciiTheme="majorHAnsi" w:hAnsiTheme="majorHAnsi" w:cstheme="majorHAnsi"/>
+              </w:rPr>
+            </w:pPr>
+            <w:r>
+              <w:rPr>
+                <w:rFonts w:asciiTheme="majorHAnsi" w:hAnsiTheme="majorHAnsi" w:cstheme="majorHAnsi"/>
+              </w:rPr>
+              <w:t>Pekan 4: Wildan</w:t>
+            </w:r>
+          </w:p>
+        </w:tc>
+        <w:tc>
+          <w:tcPr>
+            <w:tcW w:w="0" w:type="auto"/>
+          </w:tcPr>
+          <w:p>
+            <w:pPr>
+              <w:jc w:val="center"/>
+              <w:rPr>
+                <w:rFonts w:asciiTheme="majorHAnsi" w:hAnsiTheme="majorHAnsi" w:cstheme="majorHAnsi"/>
+              </w:rPr>
+            </w:pPr>
+            <w:r>
+              <w:rPr>
+                <w:rFonts w:asciiTheme="majorHAnsi" w:hAnsiTheme="majorHAnsi" w:cstheme="majorHAnsi"/>
+              </w:rPr>
+              <w:t>Pekan 1: Haura</w:t>
+            </w:r>
+          </w:p>
+          <w:p>
+            <w:pPr>
+              <w:jc w:val="center"/>
+              <w:rPr>
+                <w:rFonts w:asciiTheme="majorHAnsi" w:hAnsiTheme="majorHAnsi" w:cstheme="majorHAnsi"/>
+              </w:rPr>
+            </w:pPr>
+            <w:r>
+              <w:rPr>
+                <w:rFonts w:asciiTheme="majorHAnsi" w:hAnsiTheme="majorHAnsi" w:cstheme="majorHAnsi"/>
+              </w:rPr>
+              <w:t>Pekan 2: Sabila</w:t>
+            </w:r>
+          </w:p>
+          <w:p>
+            <w:pPr>
+              <w:jc w:val="center"/>
+              <w:rPr>
+                <w:rFonts w:asciiTheme="majorHAnsi" w:hAnsiTheme="majorHAnsi" w:cstheme="majorHAnsi"/>
+              </w:rPr>
+            </w:pPr>
+            <w:r>
+              <w:rPr>
+                <w:rFonts w:asciiTheme="majorHAnsi" w:hAnsiTheme="majorHAnsi" w:cstheme="majorHAnsi"/>
+              </w:rPr>
+              <w:t>Pekan 3: Dhafia</w:t>
+            </w:r>
+          </w:p>
+          <w:p>
+            <w:pPr>
+              <w:jc w:val="center"/>
+              <w:rPr>
+                <w:rFonts w:asciiTheme="majorHAnsi" w:hAnsiTheme="majorHAnsi" w:cstheme="majorHAnsi"/>
+              </w:rPr>
+            </w:pPr>
+            <w:r>
+              <w:rPr>
+                <w:rFonts w:asciiTheme="majorHAnsi" w:hAnsiTheme="majorHAnsi" w:cstheme="majorHAnsi"/>
+              </w:rPr>
+              <w:t>Pekan 4: Nisa</w:t>
+            </w:r>
+          </w:p>
+        </w:tc>
+      </w:tr>
+    </w:tbl>
+    <w:p>
+      <w:pPr>
+        <w:rPr>
+          <w:rFonts w:asciiTheme="majorHAnsi" w:hAnsiTheme="majorHAnsi" w:cstheme="majorHAnsi"/>
+        </w:rPr>
+      </w:pPr>
+    </w:p>
     <w:p>
       <w:pPr>
         <w:rPr>
@@ -1945,7 +2735,7 @@
 </file>
 
 <file path=word/endnotes.xml><?xml version="1.0" encoding="utf-8"?>
-<w:endnotes xmlns:wpc="http://schemas.microsoft.com/office/word/2010/wordprocessingCanvas" xmlns:cx="http://schemas.microsoft.com/office/drawing/2014/chartex" xmlns:cx1="http://schemas.microsoft.com/office/drawing/2015/9/8/chartex" xmlns:cx2="http://schemas.microsoft.com/office/drawing/2015/10/21/chartex" xmlns:cx3="http://schemas.microsoft.com/office/drawing/2016/5/9/chartex" xmlns:cx4="http://schemas.microsoft.com/office/drawing/2016/5/10/chartex" xmlns:cx5="http://schemas.microsoft.com/office/drawing/2016/5/11/chartex" xmlns:cx6="http://schemas.microsoft.com/office/drawing/2016/5/12/chartex" xmlns:cx7="http://schemas.microsoft.com/office/drawing/2016/5/13/chartex" xmlns:cx8="http://schemas.microsoft.com/office/drawing/2016/5/14/chartex" xmlns:mc="http://schemas.openxmlformats.org/markup-compatibility/2006" xmlns:aink="http://schemas.microsoft.com/office/drawing/2016/ink" xmlns:am3d="http://schemas.microsoft.com/office/drawing/2017/model3d" xmlns:o="urn:schemas-microsoft-com:office:office" xmlns:r="http://schemas.openxmlformats.org/officeDocument/2006/relationships" xmlns:m="http://schemas.openxmlformats.org/officeDocument/2006/math" xmlns:v="urn:schemas-microsoft-com:vml" xmlns:wp14="http://schemas.microsoft.com/office/word/2010/wordprocessingDrawing" xmlns:wp="http://schemas.openxmlformats.org/drawingml/2006/wordprocessingDrawing" xmlns:w10="urn:schemas-microsoft-com:office:word" xmlns:w="http://schemas.openxmlformats.org/wordprocessingml/2006/main" xmlns:w14="http://schemas.microsoft.com/office/word/2010/wordml" xmlns:w15="http://schemas.microsoft.com/office/word/2012/wordml" xmlns:w16cid="http://schemas.microsoft.com/office/word/2016/wordml/cid" xmlns:w16se="http://schemas.microsoft.com/office/word/2015/wordml/symex" xmlns:wpg="http://schemas.microsoft.com/office/word/2010/wordprocessingGroup" xmlns:wpi="http://schemas.microsoft.com/office/word/2010/wordprocessingInk" xmlns:wne="http://schemas.microsoft.com/office/word/2006/wordml" xmlns:wps="http://schemas.microsoft.com/office/word/2010/wordprocessingShape" mc:Ignorable="w14 w15 w16se w16cid wp14">
+<w:endnotes xmlns:wpc="http://schemas.microsoft.com/office/word/2010/wordprocessingCanvas" xmlns:cx="http://schemas.microsoft.com/office/drawing/2014/chartex" xmlns:cx1="http://schemas.microsoft.com/office/drawing/2015/9/8/chartex" xmlns:cx2="http://schemas.microsoft.com/office/drawing/2015/10/21/chartex" xmlns:cx3="http://schemas.microsoft.com/office/drawing/2016/5/9/chartex" xmlns:cx4="http://schemas.microsoft.com/office/drawing/2016/5/10/chartex" xmlns:cx5="http://schemas.microsoft.com/office/drawing/2016/5/11/chartex" xmlns:cx6="http://schemas.microsoft.com/office/drawing/2016/5/12/chartex" xmlns:cx7="http://schemas.microsoft.com/office/drawing/2016/5/13/chartex" xmlns:cx8="http://schemas.microsoft.com/office/drawing/2016/5/14/chartex" xmlns:mc="http://schemas.openxmlformats.org/markup-compatibility/2006" xmlns:aink="http://schemas.microsoft.com/office/drawing/2016/ink" xmlns:am3d="http://schemas.microsoft.com/office/drawing/2017/model3d" xmlns:o="urn:schemas-microsoft-com:office:office" xmlns:oel="http://schemas.microsoft.com/office/2019/extlst" xmlns:r="http://schemas.openxmlformats.org/officeDocument/2006/relationships" xmlns:m="http://schemas.openxmlformats.org/officeDocument/2006/math" xmlns:v="urn:schemas-microsoft-com:vml" xmlns:wp14="http://schemas.microsoft.com/office/word/2010/wordprocessingDrawing" xmlns:wp="http://schemas.openxmlformats.org/drawingml/2006/wordprocessingDrawing" xmlns:w10="urn:schemas-microsoft-com:office:word" xmlns:w="http://schemas.openxmlformats.org/wordprocessingml/2006/main" xmlns:w14="http://schemas.microsoft.com/office/word/2010/wordml" xmlns:w15="http://schemas.microsoft.com/office/word/2012/wordml" xmlns:w16cex="http://schemas.microsoft.com/office/word/2018/wordml/cex" xmlns:w16cid="http://schemas.microsoft.com/office/word/2016/wordml/cid" xmlns:w16="http://schemas.microsoft.com/office/word/2018/wordml" xmlns:w16du="http://schemas.microsoft.com/office/word/2023/wordml/word16du" xmlns:w16sdtdh="http://schemas.microsoft.com/office/word/2020/wordml/sdtdatahash" xmlns:w16sdtfl="http://schemas.microsoft.com/office/word/2024/wordml/sdtformatlock" xmlns:w16se="http://schemas.microsoft.com/office/word/2015/wordml/symex" xmlns:wpg="http://schemas.microsoft.com/office/word/2010/wordprocessingGroup" xmlns:wpi="http://schemas.microsoft.com/office/word/2010/wordprocessingInk" xmlns:wne="http://schemas.microsoft.com/office/word/2006/wordml" xmlns:wps="http://schemas.microsoft.com/office/word/2010/wordprocessingShape" mc:Ignorable="w14 w15 w16se w16cid w16 w16cex w16sdtdh w16sdtfl w16du wp14">
   <w:endnote w:type="separator" w:id="-1">
     <w:p>
       <w:pPr>
@@ -1970,7 +2760,7 @@
 </file>
 
 <file path=word/footer1.xml><?xml version="1.0" encoding="utf-8"?>
-<w:ftr xmlns:wpc="http://schemas.microsoft.com/office/word/2010/wordprocessingCanvas" xmlns:cx="http://schemas.microsoft.com/office/drawing/2014/chartex" xmlns:cx1="http://schemas.microsoft.com/office/drawing/2015/9/8/chartex" xmlns:cx2="http://schemas.microsoft.com/office/drawing/2015/10/21/chartex" xmlns:cx3="http://schemas.microsoft.com/office/drawing/2016/5/9/chartex" xmlns:cx4="http://schemas.microsoft.com/office/drawing/2016/5/10/chartex" xmlns:cx5="http://schemas.microsoft.com/office/drawing/2016/5/11/chartex" xmlns:cx6="http://schemas.microsoft.com/office/drawing/2016/5/12/chartex" xmlns:cx7="http://schemas.microsoft.com/office/drawing/2016/5/13/chartex" xmlns:cx8="http://schemas.microsoft.com/office/drawing/2016/5/14/chartex" xmlns:mc="http://schemas.openxmlformats.org/markup-compatibility/2006" xmlns:aink="http://schemas.microsoft.com/office/drawing/2016/ink" xmlns:am3d="http://schemas.microsoft.com/office/drawing/2017/model3d" xmlns:o="urn:schemas-microsoft-com:office:office" xmlns:r="http://schemas.openxmlformats.org/officeDocument/2006/relationships" xmlns:m="http://schemas.openxmlformats.org/officeDocument/2006/math" xmlns:v="urn:schemas-microsoft-com:vml" xmlns:wp14="http://schemas.microsoft.com/office/word/2010/wordprocessingDrawing" xmlns:wp="http://schemas.openxmlformats.org/drawingml/2006/wordprocessingDrawing" xmlns:w10="urn:schemas-microsoft-com:office:word" xmlns:w="http://schemas.openxmlformats.org/wordprocessingml/2006/main" xmlns:w14="http://schemas.microsoft.com/office/word/2010/wordml" xmlns:w15="http://schemas.microsoft.com/office/word/2012/wordml" xmlns:w16cid="http://schemas.microsoft.com/office/word/2016/wordml/cid" xmlns:w16se="http://schemas.microsoft.com/office/word/2015/wordml/symex" xmlns:wpg="http://schemas.microsoft.com/office/word/2010/wordprocessingGroup" xmlns:wpi="http://schemas.microsoft.com/office/word/2010/wordprocessingInk" xmlns:wne="http://schemas.microsoft.com/office/word/2006/wordml" xmlns:wps="http://schemas.microsoft.com/office/word/2010/wordprocessingShape" mc:Ignorable="w14 w15 w16se w16cid wp14">
+<w:ftr xmlns:wpc="http://schemas.microsoft.com/office/word/2010/wordprocessingCanvas" xmlns:cx="http://schemas.microsoft.com/office/drawing/2014/chartex" xmlns:cx1="http://schemas.microsoft.com/office/drawing/2015/9/8/chartex" xmlns:cx2="http://schemas.microsoft.com/office/drawing/2015/10/21/chartex" xmlns:cx3="http://schemas.microsoft.com/office/drawing/2016/5/9/chartex" xmlns:cx4="http://schemas.microsoft.com/office/drawing/2016/5/10/chartex" xmlns:cx5="http://schemas.microsoft.com/office/drawing/2016/5/11/chartex" xmlns:cx6="http://schemas.microsoft.com/office/drawing/2016/5/12/chartex" xmlns:cx7="http://schemas.microsoft.com/office/drawing/2016/5/13/chartex" xmlns:cx8="http://schemas.microsoft.com/office/drawing/2016/5/14/chartex" xmlns:mc="http://schemas.openxmlformats.org/markup-compatibility/2006" xmlns:aink="http://schemas.microsoft.com/office/drawing/2016/ink" xmlns:am3d="http://schemas.microsoft.com/office/drawing/2017/model3d" xmlns:o="urn:schemas-microsoft-com:office:office" xmlns:oel="http://schemas.microsoft.com/office/2019/extlst" xmlns:r="http://schemas.openxmlformats.org/officeDocument/2006/relationships" xmlns:m="http://schemas.openxmlformats.org/officeDocument/2006/math" xmlns:v="urn:schemas-microsoft-com:vml" xmlns:wp14="http://schemas.microsoft.com/office/word/2010/wordprocessingDrawing" xmlns:wp="http://schemas.openxmlformats.org/drawingml/2006/wordprocessingDrawing" xmlns:w10="urn:schemas-microsoft-com:office:word" xmlns:w="http://schemas.openxmlformats.org/wordprocessingml/2006/main" xmlns:w14="http://schemas.microsoft.com/office/word/2010/wordml" xmlns:w15="http://schemas.microsoft.com/office/word/2012/wordml" xmlns:w16cex="http://schemas.microsoft.com/office/word/2018/wordml/cex" xmlns:w16cid="http://schemas.microsoft.com/office/word/2016/wordml/cid" xmlns:w16="http://schemas.microsoft.com/office/word/2018/wordml" xmlns:w16du="http://schemas.microsoft.com/office/word/2023/wordml/word16du" xmlns:w16sdtdh="http://schemas.microsoft.com/office/word/2020/wordml/sdtdatahash" xmlns:w16sdtfl="http://schemas.microsoft.com/office/word/2024/wordml/sdtformatlock" xmlns:w16se="http://schemas.microsoft.com/office/word/2015/wordml/symex" xmlns:wpg="http://schemas.microsoft.com/office/word/2010/wordprocessingGroup" xmlns:wpi="http://schemas.microsoft.com/office/word/2010/wordprocessingInk" xmlns:wne="http://schemas.microsoft.com/office/word/2006/wordml" xmlns:wps="http://schemas.microsoft.com/office/word/2010/wordprocessingShape" mc:Ignorable="w14 w15 w16se w16cid w16 w16cex w16sdtdh w16sdtfl w16du wp14">
   <w:sdt>
     <w:sdtPr>
       <w:id w:val="2053108348"/>
@@ -2023,7 +2813,7 @@
 </file>
 
 <file path=word/footnotes.xml><?xml version="1.0" encoding="utf-8"?>
-<w:footnotes xmlns:wpc="http://schemas.microsoft.com/office/word/2010/wordprocessingCanvas" xmlns:cx="http://schemas.microsoft.com/office/drawing/2014/chartex" xmlns:cx1="http://schemas.microsoft.com/office/drawing/2015/9/8/chartex" xmlns:cx2="http://schemas.microsoft.com/office/drawing/2015/10/21/chartex" xmlns:cx3="http://schemas.microsoft.com/office/drawing/2016/5/9/chartex" xmlns:cx4="http://schemas.microsoft.com/office/drawing/2016/5/10/chartex" xmlns:cx5="http://schemas.microsoft.com/office/drawing/2016/5/11/chartex" xmlns:cx6="http://schemas.microsoft.com/office/drawing/2016/5/12/chartex" xmlns:cx7="http://schemas.microsoft.com/office/drawing/2016/5/13/chartex" xmlns:cx8="http://schemas.microsoft.com/office/drawing/2016/5/14/chartex" xmlns:mc="http://schemas.openxmlformats.org/markup-compatibility/2006" xmlns:aink="http://schemas.microsoft.com/office/drawing/2016/ink" xmlns:am3d="http://schemas.microsoft.com/office/drawing/2017/model3d" xmlns:o="urn:schemas-microsoft-com:office:office" xmlns:r="http://schemas.openxmlformats.org/officeDocument/2006/relationships" xmlns:m="http://schemas.openxmlformats.org/officeDocument/2006/math" xmlns:v="urn:schemas-microsoft-com:vml" xmlns:wp14="http://schemas.microsoft.com/office/word/2010/wordprocessingDrawing" xmlns:wp="http://schemas.openxmlformats.org/drawingml/2006/wordprocessingDrawing" xmlns:w10="urn:schemas-microsoft-com:office:word" xmlns:w="http://schemas.openxmlformats.org/wordprocessingml/2006/main" xmlns:w14="http://schemas.microsoft.com/office/word/2010/wordml" xmlns:w15="http://schemas.microsoft.com/office/word/2012/wordml" xmlns:w16cid="http://schemas.microsoft.com/office/word/2016/wordml/cid" xmlns:w16se="http://schemas.microsoft.com/office/word/2015/wordml/symex" xmlns:wpg="http://schemas.microsoft.com/office/word/2010/wordprocessingGroup" xmlns:wpi="http://schemas.microsoft.com/office/word/2010/wordprocessingInk" xmlns:wne="http://schemas.microsoft.com/office/word/2006/wordml" xmlns:wps="http://schemas.microsoft.com/office/word/2010/wordprocessingShape" mc:Ignorable="w14 w15 w16se w16cid wp14">
+<w:footnotes xmlns:wpc="http://schemas.microsoft.com/office/word/2010/wordprocessingCanvas" xmlns:cx="http://schemas.microsoft.com/office/drawing/2014/chartex" xmlns:cx1="http://schemas.microsoft.com/office/drawing/2015/9/8/chartex" xmlns:cx2="http://schemas.microsoft.com/office/drawing/2015/10/21/chartex" xmlns:cx3="http://schemas.microsoft.com/office/drawing/2016/5/9/chartex" xmlns:cx4="http://schemas.microsoft.com/office/drawing/2016/5/10/chartex" xmlns:cx5="http://schemas.microsoft.com/office/drawing/2016/5/11/chartex" xmlns:cx6="http://schemas.microsoft.com/office/drawing/2016/5/12/chartex" xmlns:cx7="http://schemas.microsoft.com/office/drawing/2016/5/13/chartex" xmlns:cx8="http://schemas.microsoft.com/office/drawing/2016/5/14/chartex" xmlns:mc="http://schemas.openxmlformats.org/markup-compatibility/2006" xmlns:aink="http://schemas.microsoft.com/office/drawing/2016/ink" xmlns:am3d="http://schemas.microsoft.com/office/drawing/2017/model3d" xmlns:o="urn:schemas-microsoft-com:office:office" xmlns:oel="http://schemas.microsoft.com/office/2019/extlst" xmlns:r="http://schemas.openxmlformats.org/officeDocument/2006/relationships" xmlns:m="http://schemas.openxmlformats.org/officeDocument/2006/math" xmlns:v="urn:schemas-microsoft-com:vml" xmlns:wp14="http://schemas.microsoft.com/office/word/2010/wordprocessingDrawing" xmlns:wp="http://schemas.openxmlformats.org/drawingml/2006/wordprocessingDrawing" xmlns:w10="urn:schemas-microsoft-com:office:word" xmlns:w="http://schemas.openxmlformats.org/wordprocessingml/2006/main" xmlns:w14="http://schemas.microsoft.com/office/word/2010/wordml" xmlns:w15="http://schemas.microsoft.com/office/word/2012/wordml" xmlns:w16cex="http://schemas.microsoft.com/office/word/2018/wordml/cex" xmlns:w16cid="http://schemas.microsoft.com/office/word/2016/wordml/cid" xmlns:w16="http://schemas.microsoft.com/office/word/2018/wordml" xmlns:w16du="http://schemas.microsoft.com/office/word/2023/wordml/word16du" xmlns:w16sdtdh="http://schemas.microsoft.com/office/word/2020/wordml/sdtdatahash" xmlns:w16sdtfl="http://schemas.microsoft.com/office/word/2024/wordml/sdtformatlock" xmlns:w16se="http://schemas.microsoft.com/office/word/2015/wordml/symex" xmlns:wpg="http://schemas.microsoft.com/office/word/2010/wordprocessingGroup" xmlns:wpi="http://schemas.microsoft.com/office/word/2010/wordprocessingInk" xmlns:wne="http://schemas.microsoft.com/office/word/2006/wordml" xmlns:wps="http://schemas.microsoft.com/office/word/2010/wordprocessingShape" mc:Ignorable="w14 w15 w16se w16cid w16 w16cex w16sdtdh w16sdtfl w16du wp14">
   <w:footnote w:type="separator" w:id="-1">
     <w:p>
       <w:pPr>
@@ -2048,7 +2838,7 @@
 </file>
 
 <file path=word/numbering.xml><?xml version="1.0" encoding="utf-8"?>
-<w:numbering xmlns:wpc="http://schemas.microsoft.com/office/word/2010/wordprocessingCanvas" xmlns:cx="http://schemas.microsoft.com/office/drawing/2014/chartex" xmlns:cx1="http://schemas.microsoft.com/office/drawing/2015/9/8/chartex" xmlns:cx2="http://schemas.microsoft.com/office/drawing/2015/10/21/chartex" xmlns:cx3="http://schemas.microsoft.com/office/drawing/2016/5/9/chartex" xmlns:cx4="http://schemas.microsoft.com/office/drawing/2016/5/10/chartex" xmlns:cx5="http://schemas.microsoft.com/office/drawing/2016/5/11/chartex" xmlns:cx6="http://schemas.microsoft.com/office/drawing/2016/5/12/chartex" xmlns:cx7="http://schemas.microsoft.com/office/drawing/2016/5/13/chartex" xmlns:cx8="http://schemas.microsoft.com/office/drawing/2016/5/14/chartex" xmlns:mc="http://schemas.openxmlformats.org/markup-compatibility/2006" xmlns:aink="http://schemas.microsoft.com/office/drawing/2016/ink" xmlns:am3d="http://schemas.microsoft.com/office/drawing/2017/model3d" xmlns:o="urn:schemas-microsoft-com:office:office" xmlns:r="http://schemas.openxmlformats.org/officeDocument/2006/relationships" xmlns:m="http://schemas.openxmlformats.org/officeDocument/2006/math" xmlns:v="urn:schemas-microsoft-com:vml" xmlns:wp14="http://schemas.microsoft.com/office/word/2010/wordprocessingDrawing" xmlns:wp="http://schemas.openxmlformats.org/drawingml/2006/wordprocessingDrawing" xmlns:w10="urn:schemas-microsoft-com:office:word" xmlns:w="http://schemas.openxmlformats.org/wordprocessingml/2006/main" xmlns:w14="http://schemas.microsoft.com/office/word/2010/wordml" xmlns:w15="http://schemas.microsoft.com/office/word/2012/wordml" xmlns:w16cid="http://schemas.microsoft.com/office/word/2016/wordml/cid" xmlns:w16se="http://schemas.microsoft.com/office/word/2015/wordml/symex" xmlns:wpg="http://schemas.microsoft.com/office/word/2010/wordprocessingGroup" xmlns:wpi="http://schemas.microsoft.com/office/word/2010/wordprocessingInk" xmlns:wne="http://schemas.microsoft.com/office/word/2006/wordml" xmlns:wps="http://schemas.microsoft.com/office/word/2010/wordprocessingShape" mc:Ignorable="w14 w15 w16se w16cid wp14">
+<w:numbering xmlns:wpc="http://schemas.microsoft.com/office/word/2010/wordprocessingCanvas" xmlns:cx="http://schemas.microsoft.com/office/drawing/2014/chartex" xmlns:cx1="http://schemas.microsoft.com/office/drawing/2015/9/8/chartex" xmlns:cx2="http://schemas.microsoft.com/office/drawing/2015/10/21/chartex" xmlns:cx3="http://schemas.microsoft.com/office/drawing/2016/5/9/chartex" xmlns:cx4="http://schemas.microsoft.com/office/drawing/2016/5/10/chartex" xmlns:cx5="http://schemas.microsoft.com/office/drawing/2016/5/11/chartex" xmlns:cx6="http://schemas.microsoft.com/office/drawing/2016/5/12/chartex" xmlns:cx7="http://schemas.microsoft.com/office/drawing/2016/5/13/chartex" xmlns:cx8="http://schemas.microsoft.com/office/drawing/2016/5/14/chartex" xmlns:mc="http://schemas.openxmlformats.org/markup-compatibility/2006" xmlns:aink="http://schemas.microsoft.com/office/drawing/2016/ink" xmlns:am3d="http://schemas.microsoft.com/office/drawing/2017/model3d" xmlns:o="urn:schemas-microsoft-com:office:office" xmlns:oel="http://schemas.microsoft.com/office/2019/extlst" xmlns:r="http://schemas.openxmlformats.org/officeDocument/2006/relationships" xmlns:m="http://schemas.openxmlformats.org/officeDocument/2006/math" xmlns:v="urn:schemas-microsoft-com:vml" xmlns:wp14="http://schemas.microsoft.com/office/word/2010/wordprocessingDrawing" xmlns:wp="http://schemas.openxmlformats.org/drawingml/2006/wordprocessingDrawing" xmlns:w10="urn:schemas-microsoft-com:office:word" xmlns:w="http://schemas.openxmlformats.org/wordprocessingml/2006/main" xmlns:w14="http://schemas.microsoft.com/office/word/2010/wordml" xmlns:w15="http://schemas.microsoft.com/office/word/2012/wordml" xmlns:w16cex="http://schemas.microsoft.com/office/word/2018/wordml/cex" xmlns:w16cid="http://schemas.microsoft.com/office/word/2016/wordml/cid" xmlns:w16="http://schemas.microsoft.com/office/word/2018/wordml" xmlns:w16du="http://schemas.microsoft.com/office/word/2023/wordml/word16du" xmlns:w16sdtdh="http://schemas.microsoft.com/office/word/2020/wordml/sdtdatahash" xmlns:w16sdtfl="http://schemas.microsoft.com/office/word/2024/wordml/sdtformatlock" xmlns:w16se="http://schemas.microsoft.com/office/word/2015/wordml/symex" xmlns:wpg="http://schemas.microsoft.com/office/word/2010/wordprocessingGroup" xmlns:wpi="http://schemas.microsoft.com/office/word/2010/wordprocessingInk" xmlns:wne="http://schemas.microsoft.com/office/word/2006/wordml" xmlns:wps="http://schemas.microsoft.com/office/word/2010/wordprocessingShape" mc:Ignorable="w14 w15 w16se w16cid w16 w16cex w16sdtdh w16sdtfl w16du wp14">
   <w:abstractNum w:abstractNumId="0" w15:restartNumberingAfterBreak="0">
     <w:nsid w:val="01B06529"/>
     <w:multiLevelType w:val="hybridMultilevel"/>
@@ -2314,6 +3104,95 @@
     </w:lvl>
   </w:abstractNum>
   <w:abstractNum w:abstractNumId="3" w15:restartNumberingAfterBreak="0">
+    <w:nsid w:val="18994942"/>
+    <w:multiLevelType w:val="hybridMultilevel"/>
+    <w:tmpl w:val="5EE299B2"/>
+    <w:lvl w:ilvl="0" w:tplc="FFFFFFFF">
+      <w:start w:val="1"/>
+      <w:numFmt w:val="decimal"/>
+      <w:lvlText w:val="%1."/>
+      <w:lvlJc w:val="left"/>
+      <w:pPr>
+        <w:ind w:left="720" w:hanging="360"/>
+      </w:pPr>
+      <w:rPr>
+        <w:rFonts w:hint="default"/>
+      </w:rPr>
+    </w:lvl>
+    <w:lvl w:ilvl="1" w:tplc="FFFFFFFF" w:tentative="1">
+      <w:start w:val="1"/>
+      <w:numFmt w:val="lowerLetter"/>
+      <w:lvlText w:val="%2."/>
+      <w:lvlJc w:val="left"/>
+      <w:pPr>
+        <w:ind w:left="1440" w:hanging="360"/>
+      </w:pPr>
+    </w:lvl>
+    <w:lvl w:ilvl="2" w:tplc="FFFFFFFF" w:tentative="1">
+      <w:start w:val="1"/>
+      <w:numFmt w:val="lowerRoman"/>
+      <w:lvlText w:val="%3."/>
+      <w:lvlJc w:val="right"/>
+      <w:pPr>
+        <w:ind w:left="2160" w:hanging="180"/>
+      </w:pPr>
+    </w:lvl>
+    <w:lvl w:ilvl="3" w:tplc="FFFFFFFF" w:tentative="1">
+      <w:start w:val="1"/>
+      <w:numFmt w:val="decimal"/>
+      <w:lvlText w:val="%4."/>
+      <w:lvlJc w:val="left"/>
+      <w:pPr>
+        <w:ind w:left="2880" w:hanging="360"/>
+      </w:pPr>
+    </w:lvl>
+    <w:lvl w:ilvl="4" w:tplc="FFFFFFFF" w:tentative="1">
+      <w:start w:val="1"/>
+      <w:numFmt w:val="lowerLetter"/>
+      <w:lvlText w:val="%5."/>
+      <w:lvlJc w:val="left"/>
+      <w:pPr>
+        <w:ind w:left="3600" w:hanging="360"/>
+      </w:pPr>
+    </w:lvl>
+    <w:lvl w:ilvl="5" w:tplc="FFFFFFFF" w:tentative="1">
+      <w:start w:val="1"/>
+      <w:numFmt w:val="lowerRoman"/>
+      <w:lvlText w:val="%6."/>
+      <w:lvlJc w:val="right"/>
+      <w:pPr>
+        <w:ind w:left="4320" w:hanging="180"/>
+      </w:pPr>
+    </w:lvl>
+    <w:lvl w:ilvl="6" w:tplc="FFFFFFFF" w:tentative="1">
+      <w:start w:val="1"/>
+      <w:numFmt w:val="decimal"/>
+      <w:lvlText w:val="%7."/>
+      <w:lvlJc w:val="left"/>
+      <w:pPr>
+        <w:ind w:left="5040" w:hanging="360"/>
+      </w:pPr>
+    </w:lvl>
+    <w:lvl w:ilvl="7" w:tplc="FFFFFFFF" w:tentative="1">
+      <w:start w:val="1"/>
+      <w:numFmt w:val="lowerLetter"/>
+      <w:lvlText w:val="%8."/>
+      <w:lvlJc w:val="left"/>
+      <w:pPr>
+        <w:ind w:left="5760" w:hanging="360"/>
+      </w:pPr>
+    </w:lvl>
+    <w:lvl w:ilvl="8" w:tplc="FFFFFFFF" w:tentative="1">
+      <w:start w:val="1"/>
+      <w:numFmt w:val="lowerRoman"/>
+      <w:lvlText w:val="%9."/>
+      <w:lvlJc w:val="right"/>
+      <w:pPr>
+        <w:ind w:left="6480" w:hanging="180"/>
+      </w:pPr>
+    </w:lvl>
+  </w:abstractNum>
+  <w:abstractNum w:abstractNumId="4" w15:restartNumberingAfterBreak="0">
     <w:nsid w:val="1CF343A6"/>
     <w:multiLevelType w:val="multilevel"/>
     <w:tmpl w:val="EE84E9C4"/>
@@ -2462,7 +3341,7 @@
       </w:rPr>
     </w:lvl>
   </w:abstractNum>
-  <w:abstractNum w:abstractNumId="4" w15:restartNumberingAfterBreak="0">
+  <w:abstractNum w:abstractNumId="5" w15:restartNumberingAfterBreak="0">
     <w:nsid w:val="349164B3"/>
     <w:multiLevelType w:val="multilevel"/>
     <w:tmpl w:val="CFD0D6BE"/>
@@ -2611,7 +3490,7 @@
       </w:rPr>
     </w:lvl>
   </w:abstractNum>
-  <w:abstractNum w:abstractNumId="5" w15:restartNumberingAfterBreak="0">
+  <w:abstractNum w:abstractNumId="6" w15:restartNumberingAfterBreak="0">
     <w:nsid w:val="400F3CD3"/>
     <w:multiLevelType w:val="hybridMultilevel"/>
     <w:tmpl w:val="5EE299B2"/>
@@ -2700,7 +3579,7 @@
       </w:pPr>
     </w:lvl>
   </w:abstractNum>
-  <w:abstractNum w:abstractNumId="6" w15:restartNumberingAfterBreak="0">
+  <w:abstractNum w:abstractNumId="7" w15:restartNumberingAfterBreak="0">
     <w:nsid w:val="481230F5"/>
     <w:multiLevelType w:val="multilevel"/>
     <w:tmpl w:val="C14E84A6"/>
@@ -2813,7 +3692,7 @@
       </w:pPr>
     </w:lvl>
   </w:abstractNum>
-  <w:abstractNum w:abstractNumId="7" w15:restartNumberingAfterBreak="0">
+  <w:abstractNum w:abstractNumId="8" w15:restartNumberingAfterBreak="0">
     <w:nsid w:val="57C72C38"/>
     <w:multiLevelType w:val="hybridMultilevel"/>
     <w:tmpl w:val="5EE299B2"/>
@@ -2902,7 +3781,7 @@
       </w:pPr>
     </w:lvl>
   </w:abstractNum>
-  <w:abstractNum w:abstractNumId="8" w15:restartNumberingAfterBreak="0">
+  <w:abstractNum w:abstractNumId="9" w15:restartNumberingAfterBreak="0">
     <w:nsid w:val="5AFC4A82"/>
     <w:multiLevelType w:val="multilevel"/>
     <w:tmpl w:val="3B929CC0"/>
@@ -3051,7 +3930,7 @@
       </w:rPr>
     </w:lvl>
   </w:abstractNum>
-  <w:abstractNum w:abstractNumId="9" w15:restartNumberingAfterBreak="0">
+  <w:abstractNum w:abstractNumId="10" w15:restartNumberingAfterBreak="0">
     <w:nsid w:val="69DF5983"/>
     <w:multiLevelType w:val="multilevel"/>
     <w:tmpl w:val="75BC2C1A"/>
@@ -3200,7 +4079,7 @@
       </w:rPr>
     </w:lvl>
   </w:abstractNum>
-  <w:abstractNum w:abstractNumId="10" w15:restartNumberingAfterBreak="0">
+  <w:abstractNum w:abstractNumId="11" w15:restartNumberingAfterBreak="0">
     <w:nsid w:val="73386E55"/>
     <w:multiLevelType w:val="hybridMultilevel"/>
     <w:tmpl w:val="6D8C169E"/>
@@ -3289,7 +4168,7 @@
       </w:pPr>
     </w:lvl>
   </w:abstractNum>
-  <w:abstractNum w:abstractNumId="11" w15:restartNumberingAfterBreak="0">
+  <w:abstractNum w:abstractNumId="12" w15:restartNumberingAfterBreak="0">
     <w:nsid w:val="793670BB"/>
     <w:multiLevelType w:val="multilevel"/>
     <w:tmpl w:val="07A6A5F6"/>
@@ -3438,47 +4317,50 @@
       </w:rPr>
     </w:lvl>
   </w:abstractNum>
-  <w:num w:numId="1">
+  <w:num w:numId="1" w16cid:durableId="1574312218">
+    <w:abstractNumId w:val="7"/>
+  </w:num>
+  <w:num w:numId="2" w16cid:durableId="231697305">
+    <w:abstractNumId w:val="5"/>
+  </w:num>
+  <w:num w:numId="3" w16cid:durableId="554203060">
+    <w:abstractNumId w:val="10"/>
+  </w:num>
+  <w:num w:numId="4" w16cid:durableId="931740842">
+    <w:abstractNumId w:val="4"/>
+  </w:num>
+  <w:num w:numId="5" w16cid:durableId="2076392041">
+    <w:abstractNumId w:val="9"/>
+  </w:num>
+  <w:num w:numId="6" w16cid:durableId="1211265247">
+    <w:abstractNumId w:val="12"/>
+  </w:num>
+  <w:num w:numId="7" w16cid:durableId="1346053144">
+    <w:abstractNumId w:val="11"/>
+  </w:num>
+  <w:num w:numId="8" w16cid:durableId="1091465930">
+    <w:abstractNumId w:val="0"/>
+  </w:num>
+  <w:num w:numId="9" w16cid:durableId="1257910195">
+    <w:abstractNumId w:val="2"/>
+  </w:num>
+  <w:num w:numId="10" w16cid:durableId="218788835">
     <w:abstractNumId w:val="6"/>
   </w:num>
-  <w:num w:numId="2">
-    <w:abstractNumId w:val="4"/>
-  </w:num>
-  <w:num w:numId="3">
-    <w:abstractNumId w:val="9"/>
-  </w:num>
-  <w:num w:numId="4">
-    <w:abstractNumId w:val="3"/>
-  </w:num>
-  <w:num w:numId="5">
+  <w:num w:numId="11" w16cid:durableId="1817256879">
     <w:abstractNumId w:val="8"/>
   </w:num>
-  <w:num w:numId="6">
-    <w:abstractNumId w:val="11"/>
+  <w:num w:numId="12" w16cid:durableId="833497414">
+    <w:abstractNumId w:val="1"/>
   </w:num>
-  <w:num w:numId="7">
-    <w:abstractNumId w:val="10"/>
-  </w:num>
-  <w:num w:numId="8">
-    <w:abstractNumId w:val="0"/>
-  </w:num>
-  <w:num w:numId="9">
-    <w:abstractNumId w:val="2"/>
-  </w:num>
-  <w:num w:numId="10">
-    <w:abstractNumId w:val="5"/>
-  </w:num>
-  <w:num w:numId="11">
-    <w:abstractNumId w:val="7"/>
-  </w:num>
-  <w:num w:numId="12">
-    <w:abstractNumId w:val="1"/>
+  <w:num w:numId="13" w16cid:durableId="690306593">
+    <w:abstractNumId w:val="3"/>
   </w:num>
 </w:numbering>
 </file>
 
 <file path=word/styles.xml><?xml version="1.0" encoding="utf-8"?>
-<w:styles xmlns:mc="http://schemas.openxmlformats.org/markup-compatibility/2006" xmlns:r="http://schemas.openxmlformats.org/officeDocument/2006/relationships" xmlns:w="http://schemas.openxmlformats.org/wordprocessingml/2006/main" xmlns:w14="http://schemas.microsoft.com/office/word/2010/wordml" xmlns:w15="http://schemas.microsoft.com/office/word/2012/wordml" xmlns:w16cid="http://schemas.microsoft.com/office/word/2016/wordml/cid" xmlns:w16se="http://schemas.microsoft.com/office/word/2015/wordml/symex" mc:Ignorable="w14 w15 w16se w16cid">
+<w:styles xmlns:mc="http://schemas.openxmlformats.org/markup-compatibility/2006" xmlns:r="http://schemas.openxmlformats.org/officeDocument/2006/relationships" xmlns:w="http://schemas.openxmlformats.org/wordprocessingml/2006/main" xmlns:w14="http://schemas.microsoft.com/office/word/2010/wordml" xmlns:w15="http://schemas.microsoft.com/office/word/2012/wordml" xmlns:w16cex="http://schemas.microsoft.com/office/word/2018/wordml/cex" xmlns:w16cid="http://schemas.microsoft.com/office/word/2016/wordml/cid" xmlns:w16="http://schemas.microsoft.com/office/word/2018/wordml" xmlns:w16du="http://schemas.microsoft.com/office/word/2023/wordml/word16du" xmlns:w16sdtdh="http://schemas.microsoft.com/office/word/2020/wordml/sdtdatahash" xmlns:w16sdtfl="http://schemas.microsoft.com/office/word/2024/wordml/sdtformatlock" xmlns:w16se="http://schemas.microsoft.com/office/word/2015/wordml/symex" mc:Ignorable="w14 w15 w16se w16cid w16 w16cex w16sdtdh w16sdtfl w16du">
   <w:docDefaults>
     <w:rPrDefault>
       <w:rPr>
@@ -3494,7 +4376,7 @@
       </w:pPr>
     </w:pPrDefault>
   </w:docDefaults>
-  <w:latentStyles w:defLockedState="0" w:defUIPriority="99" w:defSemiHidden="0" w:defUnhideWhenUsed="0" w:defQFormat="0" w:count="375">
+  <w:latentStyles w:defLockedState="0" w:defUIPriority="99" w:defSemiHidden="0" w:defUnhideWhenUsed="0" w:defQFormat="0" w:count="376">
     <w:lsdException w:name="Normal" w:uiPriority="0" w:qFormat="1"/>
     <w:lsdException w:name="heading 1" w:uiPriority="9" w:qFormat="1"/>
     <w:lsdException w:name="heading 2" w:semiHidden="1" w:uiPriority="9" w:unhideWhenUsed="1" w:qFormat="1"/>
@@ -3870,6 +4752,7 @@
     <w:lsdException w:name="Smart Hyperlink" w:semiHidden="1" w:unhideWhenUsed="1"/>
     <w:lsdException w:name="Hashtag" w:semiHidden="1" w:unhideWhenUsed="1"/>
     <w:lsdException w:name="Unresolved Mention" w:semiHidden="1" w:unhideWhenUsed="1"/>
+    <w:lsdException w:name="Smart Link" w:semiHidden="1" w:unhideWhenUsed="1"/>
   </w:latentStyles>
   <w:style w:type="paragraph" w:default="1" w:styleId="Normal">
     <w:name w:val="Normal"/>

--- a/bahasa.docx
+++ b/bahasa.docx
@@ -1761,7 +1761,13 @@
               <w:rPr>
                 <w:rFonts w:asciiTheme="majorHAnsi" w:hAnsiTheme="majorHAnsi" w:cstheme="majorHAnsi"/>
               </w:rPr>
-              <w:t>Sabtu: Syifa</w:t>
+              <w:t xml:space="preserve">Sabtu: </w:t>
+            </w:r>
+            <w:r>
+              <w:rPr>
+                <w:rFonts w:asciiTheme="majorHAnsi" w:hAnsiTheme="majorHAnsi" w:cstheme="majorHAnsi"/>
+              </w:rPr>
+              <w:t>Aisyah</w:t>
             </w:r>
           </w:p>
           <w:p>
@@ -1789,7 +1795,7 @@
               <w:rPr>
                 <w:rFonts w:asciiTheme="majorHAnsi" w:hAnsiTheme="majorHAnsi" w:cstheme="majorHAnsi"/>
               </w:rPr>
-              <w:t>Aiko</w:t>
+              <w:t>Khanza</w:t>
             </w:r>
           </w:p>
         </w:tc>
